--- a/00-首页/题组Word/专项卷/结构化学专项卷-学生版.docx
+++ b/00-首页/题组Word/专项卷/结构化学专项卷-学生版.docx
@@ -1126,20 +1126,39 @@
         <w:rPr>
           <w:rFonts w:ascii="Times New Roman" w:hAnsi="Times New Roman" w:eastAsia="Times New Roman" w:cs="Times New Roman"/>
         </w:rPr>
-        <w:t xml:space="preserve"> 10</w:t>
-      </w:r>
-      <w:r>
-        <w:rPr>
-          <w:rFonts w:ascii="Times New Roman" w:hAnsi="Times New Roman" w:eastAsia="Times New Roman" w:cs="Times New Roman"/>
-          <w:vertAlign w:val="superscript"/>
-        </w:rPr>
-        <w:t>-10</w:t>
-      </w:r>
-      <w:r>
-        <w:rPr>
-          <w:rFonts w:ascii="Times New Roman" w:hAnsi="Times New Roman" w:eastAsia="Times New Roman" w:cs="Times New Roman"/>
-        </w:rPr>
-        <w:t xml:space="preserve"> kg, </w:t>
+        <w:t xml:space="preserve"> </w:t>
+      </w:r>
+      <m:oMath>
+        <m:sSup>
+          <m:e>
+            <m:r>
+              <m:t>10</m:t>
+            </m:r>
+          </m:e>
+          <m:sup>
+            <m:r>
+              <m:rPr>
+                <m:sty m:val="p"/>
+              </m:rPr>
+              <m:t>−</m:t>
+            </m:r>
+            <m:r>
+              <m:t>10</m:t>
+            </m:r>
+          </m:sup>
+        </m:sSup>
+      </m:oMath>
+      <w:r>
+        <w:rPr>
+          <w:rFonts w:ascii="Times New Roman" w:hAnsi="Times New Roman" w:eastAsia="Times New Roman" w:cs="Times New Roman"/>
+        </w:rPr>
+        <w:t xml:space="preserve"> </w:t>
+      </w:r>
+      <w:r>
+        <w:rPr>
+          <w:rFonts w:ascii="Times New Roman" w:hAnsi="Times New Roman" w:eastAsia="Times New Roman" w:cs="Times New Roman"/>
+        </w:rPr>
+        <w:t xml:space="preserve">kg, </w:t>
       </w:r>
       <w:r>
         <w:rPr>
@@ -1615,16 +1634,6 @@
           <w:rFonts w:hint="eastAsia" w:ascii="Times New Roman" w:hAnsi="Times New Roman" w:eastAsia="Times New Roman" w:cs="Times New Roman"/>
         </w:rPr>
         <w:t>。</w:t>
-      </w:r>
-    </w:p>
-    <w:p>
-      <w:pPr>
-        <w:spacing w:before="160" w:after="80"/>
-      </w:pPr>
-      <w:r>
-        <w:pict>
-          <v:rect style="width:0;height:1.5pt" o:hralign="center" o:hrstd="t" o:hr="t"/>
-        </w:pict>
       </w:r>
     </w:p>
     <w:bookmarkEnd w:id="15"/>
@@ -3008,15 +3017,22 @@
         <w:rPr>
           <w:rFonts w:ascii="Times New Roman" w:hAnsi="Times New Roman" w:eastAsia="Times New Roman" w:cs="Times New Roman"/>
         </w:rPr>
-        <w:t xml:space="preserve"> I</w:t>
-      </w:r>
-      <w:r>
-        <w:rPr>
-          <w:rFonts w:ascii="Times New Roman" w:hAnsi="Times New Roman" w:eastAsia="Times New Roman" w:cs="Times New Roman"/>
-          <w:vertAlign w:val="subscript"/>
-        </w:rPr>
-        <w:t>1</w:t>
-      </w:r>
+        <w:t xml:space="preserve"> </w:t>
+      </w:r>
+      <m:oMath>
+        <m:sSub>
+          <m:e>
+            <m:r>
+              <m:t>I</m:t>
+            </m:r>
+          </m:e>
+          <m:sub>
+            <m:r>
+              <m:t>1</m:t>
+            </m:r>
+          </m:sub>
+        </m:sSub>
+      </m:oMath>
       <w:r>
         <w:rPr>
           <w:rFonts w:ascii="Times New Roman" w:hAnsi="Times New Roman" w:eastAsia="Times New Roman" w:cs="Times New Roman"/>
@@ -3285,15 +3301,28 @@
         <w:rPr>
           <w:rFonts w:ascii="Times New Roman" w:hAnsi="Times New Roman" w:eastAsia="Times New Roman" w:cs="Times New Roman"/>
         </w:rPr>
-        <w:t xml:space="preserve"> Na</w:t>
-      </w:r>
-      <w:r>
-        <w:rPr>
-          <w:rFonts w:ascii="Times New Roman" w:hAnsi="Times New Roman" w:eastAsia="Times New Roman" w:cs="Times New Roman"/>
-          <w:vertAlign w:val="superscript"/>
-        </w:rPr>
-        <w:t>+</w:t>
-      </w:r>
+        <w:t xml:space="preserve"> </w:t>
+      </w:r>
+      <m:oMath>
+        <m:r>
+          <m:t>N</m:t>
+        </m:r>
+        <m:sSup>
+          <m:e>
+            <m:r>
+              <m:t>a</m:t>
+            </m:r>
+          </m:e>
+          <m:sup>
+            <m:r>
+              <m:rPr>
+                <m:sty m:val="p"/>
+              </m:rPr>
+              <m:t>+</m:t>
+            </m:r>
+          </m:sup>
+        </m:sSup>
+      </m:oMath>
       <w:r>
         <w:rPr>
           <w:rFonts w:ascii="Times New Roman" w:hAnsi="Times New Roman" w:eastAsia="Times New Roman" w:cs="Times New Roman"/>
@@ -3310,15 +3339,28 @@
         <w:rPr>
           <w:rFonts w:ascii="Times New Roman" w:hAnsi="Times New Roman" w:eastAsia="Times New Roman" w:cs="Times New Roman"/>
         </w:rPr>
-        <w:t xml:space="preserve"> Cl</w:t>
-      </w:r>
-      <w:r>
-        <w:rPr>
-          <w:rFonts w:ascii="Times New Roman" w:hAnsi="Times New Roman" w:eastAsia="Times New Roman" w:cs="Times New Roman"/>
-          <w:vertAlign w:val="superscript"/>
-        </w:rPr>
-        <w:t>-</w:t>
-      </w:r>
+        <w:t xml:space="preserve"> </w:t>
+      </w:r>
+      <m:oMath>
+        <m:r>
+          <m:t>C</m:t>
+        </m:r>
+        <m:sSup>
+          <m:e>
+            <m:r>
+              <m:t>l</m:t>
+            </m:r>
+          </m:e>
+          <m:sup>
+            <m:r>
+              <m:rPr>
+                <m:sty m:val="p"/>
+              </m:rPr>
+              <m:t>−</m:t>
+            </m:r>
+          </m:sup>
+        </m:sSup>
+      </m:oMath>
       <w:r>
         <w:rPr>
           <w:rFonts w:ascii="Times New Roman" w:hAnsi="Times New Roman" w:eastAsia="Times New Roman" w:cs="Times New Roman"/>
@@ -4341,15 +4383,22 @@
         <w:rPr>
           <w:rFonts w:ascii="Times New Roman" w:hAnsi="Times New Roman" w:eastAsia="Times New Roman" w:cs="Times New Roman"/>
         </w:rPr>
-        <w:t xml:space="preserve"> N</w:t>
-      </w:r>
-      <w:r>
-        <w:rPr>
-          <w:rFonts w:ascii="Times New Roman" w:hAnsi="Times New Roman" w:eastAsia="Times New Roman" w:cs="Times New Roman"/>
-          <w:vertAlign w:val="subscript"/>
-        </w:rPr>
-        <w:t>2</w:t>
-      </w:r>
+        <w:t xml:space="preserve"> </w:t>
+      </w:r>
+      <m:oMath>
+        <m:sSub>
+          <m:e>
+            <m:r>
+              <m:t>N</m:t>
+            </m:r>
+          </m:e>
+          <m:sub>
+            <m:r>
+              <m:t>2</m:t>
+            </m:r>
+          </m:sub>
+        </m:sSub>
+      </m:oMath>
       <w:r>
         <w:rPr>
           <w:rFonts w:ascii="Times New Roman" w:hAnsi="Times New Roman" w:eastAsia="Times New Roman" w:cs="Times New Roman"/>
@@ -4518,15 +4567,22 @@
         <w:rPr>
           <w:rFonts w:ascii="Times New Roman" w:hAnsi="Times New Roman" w:eastAsia="Times New Roman" w:cs="Times New Roman"/>
         </w:rPr>
-        <w:t xml:space="preserve"> D</w:t>
-      </w:r>
-      <w:r>
-        <w:rPr>
-          <w:rFonts w:ascii="Times New Roman" w:hAnsi="Times New Roman" w:eastAsia="Times New Roman" w:cs="Times New Roman"/>
-          <w:vertAlign w:val="subscript"/>
-        </w:rPr>
-        <w:t>0</w:t>
-      </w:r>
+        <w:t xml:space="preserve"> </w:t>
+      </w:r>
+      <m:oMath>
+        <m:sSub>
+          <m:e>
+            <m:r>
+              <m:t>D</m:t>
+            </m:r>
+          </m:e>
+          <m:sub>
+            <m:r>
+              <m:t>0</m:t>
+            </m:r>
+          </m:sub>
+        </m:sSub>
+      </m:oMath>
       <w:r>
         <w:rPr>
           <w:rFonts w:ascii="Times New Roman" w:hAnsi="Times New Roman" w:eastAsia="Times New Roman" w:cs="Times New Roman"/>
@@ -5003,19 +5059,20 @@
           <w:numId w:val="1004"/>
         </w:numPr>
       </w:pPr>
-      <w:r>
-        <w:rPr>
-          <w:rFonts w:ascii="Times New Roman" w:hAnsi="Times New Roman" w:eastAsia="Times New Roman" w:cs="Times New Roman"/>
-        </w:rPr>
-        <w:t>S</w:t>
-      </w:r>
-      <w:r>
-        <w:rPr>
-          <w:rFonts w:ascii="Times New Roman" w:hAnsi="Times New Roman" w:eastAsia="Times New Roman" w:cs="Times New Roman"/>
-          <w:vertAlign w:val="subscript"/>
-        </w:rPr>
-        <w:t>8</w:t>
-      </w:r>
+      <m:oMath>
+        <m:sSub>
+          <m:e>
+            <m:r>
+              <m:t>S</m:t>
+            </m:r>
+          </m:e>
+          <m:sub>
+            <m:r>
+              <m:t>8</m:t>
+            </m:r>
+          </m:sub>
+        </m:sSub>
+      </m:oMath>
       <w:r>
         <w:rPr>
           <w:rFonts w:ascii="Times New Roman" w:hAnsi="Times New Roman" w:eastAsia="Times New Roman" w:cs="Times New Roman"/>
@@ -5664,15 +5721,25 @@
         <w:rPr>
           <w:rFonts w:ascii="Times New Roman" w:hAnsi="Times New Roman" w:eastAsia="Times New Roman" w:cs="Times New Roman"/>
         </w:rPr>
-        <w:t xml:space="preserve"> SF</w:t>
-      </w:r>
-      <w:r>
-        <w:rPr>
-          <w:rFonts w:ascii="Times New Roman" w:hAnsi="Times New Roman" w:eastAsia="Times New Roman" w:cs="Times New Roman"/>
-          <w:vertAlign w:val="subscript"/>
-        </w:rPr>
-        <w:t>6</w:t>
-      </w:r>
+        <w:t xml:space="preserve"> </w:t>
+      </w:r>
+      <m:oMath>
+        <m:r>
+          <m:t>S</m:t>
+        </m:r>
+        <m:sSub>
+          <m:e>
+            <m:r>
+              <m:t>F</m:t>
+            </m:r>
+          </m:e>
+          <m:sub>
+            <m:r>
+              <m:t>6</m:t>
+            </m:r>
+          </m:sub>
+        </m:sSub>
+      </m:oMath>
       <w:r>
         <w:rPr>
           <w:rFonts w:ascii="Times New Roman" w:hAnsi="Times New Roman" w:eastAsia="Times New Roman" w:cs="Times New Roman"/>
@@ -5778,15 +5845,25 @@
         <w:rPr>
           <w:rFonts w:ascii="Times New Roman" w:hAnsi="Times New Roman" w:eastAsia="Times New Roman" w:cs="Times New Roman"/>
         </w:rPr>
-        <w:t xml:space="preserve"> SF</w:t>
-      </w:r>
-      <w:r>
-        <w:rPr>
-          <w:rFonts w:ascii="Times New Roman" w:hAnsi="Times New Roman" w:eastAsia="Times New Roman" w:cs="Times New Roman"/>
-          <w:vertAlign w:val="subscript"/>
-        </w:rPr>
-        <w:t>6</w:t>
-      </w:r>
+        <w:t xml:space="preserve"> </w:t>
+      </w:r>
+      <m:oMath>
+        <m:r>
+          <m:t>S</m:t>
+        </m:r>
+        <m:sSub>
+          <m:e>
+            <m:r>
+              <m:t>F</m:t>
+            </m:r>
+          </m:e>
+          <m:sub>
+            <m:r>
+              <m:t>6</m:t>
+            </m:r>
+          </m:sub>
+        </m:sSub>
+      </m:oMath>
       <w:r>
         <w:rPr>
           <w:rFonts w:ascii="Times New Roman" w:hAnsi="Times New Roman" w:eastAsia="Times New Roman" w:cs="Times New Roman"/>
@@ -6414,107 +6491,251 @@
         <w:rPr>
           <w:rFonts w:ascii="Times New Roman" w:hAnsi="Times New Roman" w:eastAsia="Times New Roman" w:cs="Times New Roman"/>
         </w:rPr>
-        <w:t xml:space="preserve"> CO</w:t>
-      </w:r>
-      <w:r>
-        <w:rPr>
-          <w:rFonts w:ascii="Times New Roman" w:hAnsi="Times New Roman" w:eastAsia="Times New Roman" w:cs="Times New Roman"/>
-          <w:vertAlign w:val="subscript"/>
-        </w:rPr>
-        <w:t>2</w:t>
-      </w:r>
-      <w:r>
-        <w:rPr>
-          <w:rFonts w:ascii="Times New Roman" w:hAnsi="Times New Roman" w:eastAsia="Times New Roman" w:cs="Times New Roman"/>
-        </w:rPr>
-        <w:t xml:space="preserve"> , NO</w:t>
-      </w:r>
-      <w:r>
-        <w:rPr>
-          <w:rFonts w:ascii="Times New Roman" w:hAnsi="Times New Roman" w:eastAsia="Times New Roman" w:cs="Times New Roman"/>
-          <w:vertAlign w:val="subscript"/>
-        </w:rPr>
-        <w:t>2</w:t>
-      </w:r>
-      <w:r>
-        <w:rPr>
-          <w:rFonts w:ascii="Times New Roman" w:hAnsi="Times New Roman" w:eastAsia="Times New Roman" w:cs="Times New Roman"/>
-          <w:vertAlign w:val="superscript"/>
-        </w:rPr>
-        <w:t>+</w:t>
-      </w:r>
-      <w:r>
-        <w:rPr>
-          <w:rFonts w:ascii="Times New Roman" w:hAnsi="Times New Roman" w:eastAsia="Times New Roman" w:cs="Times New Roman"/>
-        </w:rPr>
-        <w:t xml:space="preserve"> , NO</w:t>
-      </w:r>
-      <w:r>
-        <w:rPr>
-          <w:rFonts w:ascii="Times New Roman" w:hAnsi="Times New Roman" w:eastAsia="Times New Roman" w:cs="Times New Roman"/>
-          <w:vertAlign w:val="subscript"/>
-        </w:rPr>
-        <w:t>2</w:t>
-      </w:r>
-      <w:r>
-        <w:rPr>
-          <w:rFonts w:ascii="Times New Roman" w:hAnsi="Times New Roman" w:eastAsia="Times New Roman" w:cs="Times New Roman"/>
-        </w:rPr>
-        <w:t xml:space="preserve"> , NO</w:t>
-      </w:r>
-      <w:r>
-        <w:rPr>
-          <w:rFonts w:ascii="Times New Roman" w:hAnsi="Times New Roman" w:eastAsia="Times New Roman" w:cs="Times New Roman"/>
-          <w:vertAlign w:val="subscript"/>
-        </w:rPr>
-        <w:t>2</w:t>
-      </w:r>
-      <w:r>
-        <w:rPr>
-          <w:rFonts w:ascii="Times New Roman" w:hAnsi="Times New Roman" w:eastAsia="Times New Roman" w:cs="Times New Roman"/>
-          <w:vertAlign w:val="superscript"/>
-        </w:rPr>
-        <w:t>-</w:t>
-      </w:r>
-      <w:r>
-        <w:rPr>
-          <w:rFonts w:ascii="Times New Roman" w:hAnsi="Times New Roman" w:eastAsia="Times New Roman" w:cs="Times New Roman"/>
-        </w:rPr>
-        <w:t xml:space="preserve"> , SO</w:t>
-      </w:r>
-      <w:r>
-        <w:rPr>
-          <w:rFonts w:ascii="Times New Roman" w:hAnsi="Times New Roman" w:eastAsia="Times New Roman" w:cs="Times New Roman"/>
-          <w:vertAlign w:val="subscript"/>
-        </w:rPr>
-        <w:t>2</w:t>
-      </w:r>
-      <w:r>
-        <w:rPr>
-          <w:rFonts w:ascii="Times New Roman" w:hAnsi="Times New Roman" w:eastAsia="Times New Roman" w:cs="Times New Roman"/>
-        </w:rPr>
-        <w:t xml:space="preserve"> , ClO</w:t>
-      </w:r>
-      <w:r>
-        <w:rPr>
-          <w:rFonts w:ascii="Times New Roman" w:hAnsi="Times New Roman" w:eastAsia="Times New Roman" w:cs="Times New Roman"/>
-          <w:vertAlign w:val="subscript"/>
-        </w:rPr>
-        <w:t>2</w:t>
-      </w:r>
-      <w:r>
-        <w:rPr>
-          <w:rFonts w:ascii="Times New Roman" w:hAnsi="Times New Roman" w:eastAsia="Times New Roman" w:cs="Times New Roman"/>
-        </w:rPr>
-        <w:t xml:space="preserve"> , O</w:t>
-      </w:r>
-      <w:r>
-        <w:rPr>
-          <w:rFonts w:ascii="Times New Roman" w:hAnsi="Times New Roman" w:eastAsia="Times New Roman" w:cs="Times New Roman"/>
-          <w:vertAlign w:val="subscript"/>
-        </w:rPr>
-        <w:t>3</w:t>
-      </w:r>
+        <w:t xml:space="preserve"> </w:t>
+      </w:r>
+      <m:oMath>
+        <m:r>
+          <m:t>C</m:t>
+        </m:r>
+        <m:sSub>
+          <m:e>
+            <m:r>
+              <m:t>O</m:t>
+            </m:r>
+          </m:e>
+          <m:sub>
+            <m:r>
+              <m:t>2</m:t>
+            </m:r>
+          </m:sub>
+        </m:sSub>
+      </m:oMath>
+      <w:r>
+        <w:rPr>
+          <w:rFonts w:ascii="Times New Roman" w:hAnsi="Times New Roman" w:eastAsia="Times New Roman" w:cs="Times New Roman"/>
+        </w:rPr>
+        <w:t xml:space="preserve"> </w:t>
+      </w:r>
+      <w:r>
+        <w:rPr>
+          <w:rFonts w:ascii="Times New Roman" w:hAnsi="Times New Roman" w:eastAsia="Times New Roman" w:cs="Times New Roman"/>
+        </w:rPr>
+        <w:t xml:space="preserve">,</w:t>
+      </w:r>
+      <w:r>
+        <w:rPr>
+          <w:rFonts w:ascii="Times New Roman" w:hAnsi="Times New Roman" w:eastAsia="Times New Roman" w:cs="Times New Roman"/>
+        </w:rPr>
+        <w:t xml:space="preserve"> </w:t>
+      </w:r>
+      <m:oMath>
+        <m:r>
+          <m:t>N</m:t>
+        </m:r>
+        <m:sSubSup>
+          <m:e>
+            <m:r>
+              <m:t>O</m:t>
+            </m:r>
+          </m:e>
+          <m:sub>
+            <m:r>
+              <m:t>2</m:t>
+            </m:r>
+          </m:sub>
+          <m:sup>
+            <m:r>
+              <m:rPr>
+                <m:sty m:val="p"/>
+              </m:rPr>
+              <m:t>+</m:t>
+            </m:r>
+          </m:sup>
+        </m:sSubSup>
+      </m:oMath>
+      <w:r>
+        <w:rPr>
+          <w:rFonts w:ascii="Times New Roman" w:hAnsi="Times New Roman" w:eastAsia="Times New Roman" w:cs="Times New Roman"/>
+        </w:rPr>
+        <w:t xml:space="preserve"> </w:t>
+      </w:r>
+      <w:r>
+        <w:rPr>
+          <w:rFonts w:ascii="Times New Roman" w:hAnsi="Times New Roman" w:eastAsia="Times New Roman" w:cs="Times New Roman"/>
+        </w:rPr>
+        <w:t xml:space="preserve">,</w:t>
+      </w:r>
+      <w:r>
+        <w:rPr>
+          <w:rFonts w:ascii="Times New Roman" w:hAnsi="Times New Roman" w:eastAsia="Times New Roman" w:cs="Times New Roman"/>
+        </w:rPr>
+        <w:t xml:space="preserve"> </w:t>
+      </w:r>
+      <m:oMath>
+        <m:r>
+          <m:t>N</m:t>
+        </m:r>
+        <m:sSub>
+          <m:e>
+            <m:r>
+              <m:t>O</m:t>
+            </m:r>
+          </m:e>
+          <m:sub>
+            <m:r>
+              <m:t>2</m:t>
+            </m:r>
+          </m:sub>
+        </m:sSub>
+      </m:oMath>
+      <w:r>
+        <w:rPr>
+          <w:rFonts w:ascii="Times New Roman" w:hAnsi="Times New Roman" w:eastAsia="Times New Roman" w:cs="Times New Roman"/>
+        </w:rPr>
+        <w:t xml:space="preserve"> </w:t>
+      </w:r>
+      <w:r>
+        <w:rPr>
+          <w:rFonts w:ascii="Times New Roman" w:hAnsi="Times New Roman" w:eastAsia="Times New Roman" w:cs="Times New Roman"/>
+        </w:rPr>
+        <w:t xml:space="preserve">,</w:t>
+      </w:r>
+      <w:r>
+        <w:rPr>
+          <w:rFonts w:ascii="Times New Roman" w:hAnsi="Times New Roman" w:eastAsia="Times New Roman" w:cs="Times New Roman"/>
+        </w:rPr>
+        <w:t xml:space="preserve"> </w:t>
+      </w:r>
+      <m:oMath>
+        <m:r>
+          <m:t>N</m:t>
+        </m:r>
+        <m:sSubSup>
+          <m:e>
+            <m:r>
+              <m:t>O</m:t>
+            </m:r>
+          </m:e>
+          <m:sub>
+            <m:r>
+              <m:t>2</m:t>
+            </m:r>
+          </m:sub>
+          <m:sup>
+            <m:r>
+              <m:rPr>
+                <m:sty m:val="p"/>
+              </m:rPr>
+              <m:t>−</m:t>
+            </m:r>
+          </m:sup>
+        </m:sSubSup>
+      </m:oMath>
+      <w:r>
+        <w:rPr>
+          <w:rFonts w:ascii="Times New Roman" w:hAnsi="Times New Roman" w:eastAsia="Times New Roman" w:cs="Times New Roman"/>
+        </w:rPr>
+        <w:t xml:space="preserve"> </w:t>
+      </w:r>
+      <w:r>
+        <w:rPr>
+          <w:rFonts w:ascii="Times New Roman" w:hAnsi="Times New Roman" w:eastAsia="Times New Roman" w:cs="Times New Roman"/>
+        </w:rPr>
+        <w:t xml:space="preserve">,</w:t>
+      </w:r>
+      <w:r>
+        <w:rPr>
+          <w:rFonts w:ascii="Times New Roman" w:hAnsi="Times New Roman" w:eastAsia="Times New Roman" w:cs="Times New Roman"/>
+        </w:rPr>
+        <w:t xml:space="preserve"> </w:t>
+      </w:r>
+      <m:oMath>
+        <m:r>
+          <m:t>S</m:t>
+        </m:r>
+        <m:sSub>
+          <m:e>
+            <m:r>
+              <m:t>O</m:t>
+            </m:r>
+          </m:e>
+          <m:sub>
+            <m:r>
+              <m:t>2</m:t>
+            </m:r>
+          </m:sub>
+        </m:sSub>
+      </m:oMath>
+      <w:r>
+        <w:rPr>
+          <w:rFonts w:ascii="Times New Roman" w:hAnsi="Times New Roman" w:eastAsia="Times New Roman" w:cs="Times New Roman"/>
+        </w:rPr>
+        <w:t xml:space="preserve"> </w:t>
+      </w:r>
+      <w:r>
+        <w:rPr>
+          <w:rFonts w:ascii="Times New Roman" w:hAnsi="Times New Roman" w:eastAsia="Times New Roman" w:cs="Times New Roman"/>
+        </w:rPr>
+        <w:t xml:space="preserve">,</w:t>
+      </w:r>
+      <w:r>
+        <w:rPr>
+          <w:rFonts w:ascii="Times New Roman" w:hAnsi="Times New Roman" w:eastAsia="Times New Roman" w:cs="Times New Roman"/>
+        </w:rPr>
+        <w:t xml:space="preserve"> </w:t>
+      </w:r>
+      <m:oMath>
+        <m:r>
+          <m:t>C</m:t>
+        </m:r>
+        <m:r>
+          <m:t>l</m:t>
+        </m:r>
+        <m:sSub>
+          <m:e>
+            <m:r>
+              <m:t>O</m:t>
+            </m:r>
+          </m:e>
+          <m:sub>
+            <m:r>
+              <m:t>2</m:t>
+            </m:r>
+          </m:sub>
+        </m:sSub>
+      </m:oMath>
+      <w:r>
+        <w:rPr>
+          <w:rFonts w:ascii="Times New Roman" w:hAnsi="Times New Roman" w:eastAsia="Times New Roman" w:cs="Times New Roman"/>
+        </w:rPr>
+        <w:t xml:space="preserve"> </w:t>
+      </w:r>
+      <w:r>
+        <w:rPr>
+          <w:rFonts w:ascii="Times New Roman" w:hAnsi="Times New Roman" w:eastAsia="Times New Roman" w:cs="Times New Roman"/>
+        </w:rPr>
+        <w:t xml:space="preserve">,</w:t>
+      </w:r>
+      <w:r>
+        <w:rPr>
+          <w:rFonts w:ascii="Times New Roman" w:hAnsi="Times New Roman" w:eastAsia="Times New Roman" w:cs="Times New Roman"/>
+        </w:rPr>
+        <w:t xml:space="preserve"> </w:t>
+      </w:r>
+      <m:oMath>
+        <m:sSub>
+          <m:e>
+            <m:r>
+              <m:t>O</m:t>
+            </m:r>
+          </m:e>
+          <m:sub>
+            <m:r>
+              <m:t>3</m:t>
+            </m:r>
+          </m:sub>
+        </m:sSub>
+      </m:oMath>
       <w:r>
         <w:rPr>
           <w:rFonts w:ascii="Times New Roman" w:hAnsi="Times New Roman" w:eastAsia="Times New Roman" w:cs="Times New Roman"/>
@@ -7314,22 +7535,50 @@
         <w:rPr>
           <w:rFonts w:ascii="Times New Roman" w:hAnsi="Times New Roman" w:eastAsia="Times New Roman" w:cs="Times New Roman"/>
         </w:rPr>
-        <w:t xml:space="preserve"> NiCl</w:t>
-      </w:r>
-      <w:r>
-        <w:rPr>
-          <w:rFonts w:ascii="Times New Roman" w:hAnsi="Times New Roman" w:eastAsia="Times New Roman" w:cs="Times New Roman"/>
-          <w:vertAlign w:val="subscript"/>
-        </w:rPr>
-        <w:t>4</w:t>
-      </w:r>
-      <w:r>
-        <w:rPr>
-          <w:rFonts w:ascii="Times New Roman" w:hAnsi="Times New Roman" w:eastAsia="Times New Roman" w:cs="Times New Roman"/>
-          <w:vertAlign w:val="superscript"/>
-        </w:rPr>
-        <w:t>2-</w:t>
-      </w:r>
+        <w:t xml:space="preserve"> </w:t>
+      </w:r>
+      <m:oMath>
+        <m:oMathPr>
+          <m:ctrlPr>
+            <w:rPr>
+              <w:sz w:val="28"/>
+              <w:szCs w:val="28"/>
+            </w:rPr>
+          </m:ctrlPr>
+        </m:oMathPr>
+        <m:r>
+          <m:t>N</m:t>
+        </m:r>
+        <m:r>
+          <m:t>i</m:t>
+        </m:r>
+        <m:r>
+          <m:t>C</m:t>
+        </m:r>
+        <m:sSubSup>
+          <m:e>
+            <m:r>
+              <m:t>l</m:t>
+            </m:r>
+          </m:e>
+          <m:sub>
+            <m:r>
+              <m:t>4</m:t>
+            </m:r>
+          </m:sub>
+          <m:sup>
+            <m:r>
+              <m:t>2</m:t>
+            </m:r>
+            <m:r>
+              <m:rPr>
+                <m:sty m:val="p"/>
+              </m:rPr>
+              <m:t>−</m:t>
+            </m:r>
+          </m:sup>
+        </m:sSubSup>
+      </m:oMath>
       <w:r>
         <w:rPr>
           <w:rFonts w:ascii="Times New Roman" w:hAnsi="Times New Roman" w:eastAsia="Times New Roman" w:cs="Times New Roman"/>
@@ -8494,15 +8743,31 @@
         <w:rPr>
           <w:rFonts w:ascii="Times New Roman" w:hAnsi="Times New Roman" w:eastAsia="Times New Roman" w:cs="Times New Roman"/>
         </w:rPr>
-        <w:t xml:space="preserve"> CoCl</w:t>
-      </w:r>
-      <w:r>
-        <w:rPr>
-          <w:rFonts w:ascii="Times New Roman" w:hAnsi="Times New Roman" w:eastAsia="Times New Roman" w:cs="Times New Roman"/>
-          <w:vertAlign w:val="subscript"/>
-        </w:rPr>
-        <w:t>2</w:t>
-      </w:r>
+        <w:t xml:space="preserve"> </w:t>
+      </w:r>
+      <m:oMath>
+        <m:r>
+          <m:t>C</m:t>
+        </m:r>
+        <m:r>
+          <m:t>o</m:t>
+        </m:r>
+        <m:r>
+          <m:t>C</m:t>
+        </m:r>
+        <m:sSub>
+          <m:e>
+            <m:r>
+              <m:t>l</m:t>
+            </m:r>
+          </m:e>
+          <m:sub>
+            <m:r>
+              <m:t>2</m:t>
+            </m:r>
+          </m:sub>
+        </m:sSub>
+      </m:oMath>
       <w:r>
         <w:rPr>
           <w:rFonts w:ascii="Times New Roman" w:hAnsi="Times New Roman" w:eastAsia="Times New Roman" w:cs="Times New Roman"/>
@@ -8754,15 +9019,22 @@
         <w:rPr>
           <w:rFonts w:ascii="Times New Roman" w:hAnsi="Times New Roman" w:eastAsia="Times New Roman" w:cs="Times New Roman"/>
         </w:rPr>
-        <w:t xml:space="preserve"> H</w:t>
-      </w:r>
-      <w:r>
-        <w:rPr>
-          <w:rFonts w:ascii="Times New Roman" w:hAnsi="Times New Roman" w:eastAsia="Times New Roman" w:cs="Times New Roman"/>
-          <w:vertAlign w:val="subscript"/>
-        </w:rPr>
-        <w:t>200</w:t>
-      </w:r>
+        <w:t xml:space="preserve"> </w:t>
+      </w:r>
+      <m:oMath>
+        <m:sSub>
+          <m:e>
+            <m:r>
+              <m:t>H</m:t>
+            </m:r>
+          </m:e>
+          <m:sub>
+            <m:r>
+              <m:t>200</m:t>
+            </m:r>
+          </m:sub>
+        </m:sSub>
+      </m:oMath>
       <w:r>
         <w:rPr>
           <w:rFonts w:ascii="Times New Roman" w:hAnsi="Times New Roman" w:eastAsia="Times New Roman" w:cs="Times New Roman"/>
@@ -8779,15 +9051,22 @@
         <w:rPr>
           <w:rFonts w:ascii="Times New Roman" w:hAnsi="Times New Roman" w:eastAsia="Times New Roman" w:cs="Times New Roman"/>
         </w:rPr>
-        <w:t xml:space="preserve"> H</w:t>
-      </w:r>
-      <w:r>
-        <w:rPr>
-          <w:rFonts w:ascii="Times New Roman" w:hAnsi="Times New Roman" w:eastAsia="Times New Roman" w:cs="Times New Roman"/>
-          <w:vertAlign w:val="subscript"/>
-        </w:rPr>
-        <w:t>202</w:t>
-      </w:r>
+        <w:t xml:space="preserve"> </w:t>
+      </w:r>
+      <m:oMath>
+        <m:sSub>
+          <m:e>
+            <m:r>
+              <m:t>H</m:t>
+            </m:r>
+          </m:e>
+          <m:sub>
+            <m:r>
+              <m:t>202</m:t>
+            </m:r>
+          </m:sub>
+        </m:sSub>
+      </m:oMath>
       <w:r>
         <w:rPr>
           <w:rFonts w:ascii="Times New Roman" w:hAnsi="Times New Roman" w:eastAsia="Times New Roman" w:cs="Times New Roman"/>
@@ -9368,15 +9647,22 @@
         <w:rPr>
           <w:rFonts w:ascii="Times New Roman" w:hAnsi="Times New Roman" w:eastAsia="Times New Roman" w:cs="Times New Roman"/>
         </w:rPr>
-        <w:t xml:space="preserve"> 6</w:t>
-      </w:r>
-      <w:r>
-        <w:rPr>
-          <w:rFonts w:ascii="Times New Roman" w:hAnsi="Times New Roman" w:eastAsia="Times New Roman" w:cs="Times New Roman"/>
-          <w:vertAlign w:val="subscript"/>
-        </w:rPr>
-        <w:t>3</w:t>
-      </w:r>
+        <w:t xml:space="preserve"> </w:t>
+      </w:r>
+      <m:oMath>
+        <m:sSub>
+          <m:e>
+            <m:r>
+              <m:t>6</m:t>
+            </m:r>
+          </m:e>
+          <m:sub>
+            <m:r>
+              <m:t>3</m:t>
+            </m:r>
+          </m:sub>
+        </m:sSub>
+      </m:oMath>
       <w:r>
         <w:rPr>
           <w:rFonts w:ascii="Times New Roman" w:hAnsi="Times New Roman" w:eastAsia="Times New Roman" w:cs="Times New Roman"/>
@@ -9991,20 +10277,26 @@
               <w:pStyle w:val="Compact"/>
               <w:jc w:val="center"/>
             </w:pPr>
+            <m:oMath>
+              <m:sSub>
+                <m:e>
+                  <m:r>
+                    <m:t>B</m:t>
+                  </m:r>
+                </m:e>
+                <m:sub>
+                  <m:r>
+                    <m:t>0</m:t>
+                  </m:r>
+                </m:sub>
+              </m:sSub>
+            </m:oMath>
             <w:r>
               <w:rPr>
                 <w:rFonts w:ascii="Times New Roman" w:hAnsi="Times New Roman" w:eastAsia="Times New Roman" w:cs="Times New Roman"/>
                 <w:b/>
               </w:rPr>
-              <w:t>B</w:t>
-            </w:r>
-            <w:r>
-              <w:rPr>
-                <w:rFonts w:ascii="Times New Roman" w:hAnsi="Times New Roman" w:eastAsia="Times New Roman" w:cs="Times New Roman"/>
-                <w:b/>
-                <w:vertAlign w:val="subscript"/>
-              </w:rPr>
-              <w:t>0</w:t>
+              <w:t xml:space="preserve">​</w:t>
             </w:r>
           </w:p>
         </w:tc>
@@ -12713,19 +13005,29 @@
       <w:pPr>
         <w:pStyle w:val="FirstParagraph"/>
       </w:pPr>
-      <w:r>
-        <w:rPr>
-          <w:rFonts w:ascii="Times New Roman" w:hAnsi="Times New Roman" w:eastAsia="Times New Roman" w:cs="Times New Roman"/>
-        </w:rPr>
-        <w:t>Al</w:t>
-      </w:r>
-      <w:r>
-        <w:rPr>
-          <w:rFonts w:ascii="Times New Roman" w:hAnsi="Times New Roman" w:eastAsia="Times New Roman" w:cs="Times New Roman"/>
-          <w:vertAlign w:val="superscript"/>
-        </w:rPr>
-        <w:t>3+</w:t>
-      </w:r>
+      <m:oMath>
+        <m:r>
+          <m:t>A</m:t>
+        </m:r>
+        <m:sSup>
+          <m:e>
+            <m:r>
+              <m:t>l</m:t>
+            </m:r>
+          </m:e>
+          <m:sup>
+            <m:r>
+              <m:t>3</m:t>
+            </m:r>
+            <m:r>
+              <m:rPr>
+                <m:sty m:val="p"/>
+              </m:rPr>
+              <m:t>+</m:t>
+            </m:r>
+          </m:sup>
+        </m:sSup>
+      </m:oMath>
       <w:r>
         <w:rPr>
           <w:rFonts w:ascii="Times New Roman" w:hAnsi="Times New Roman" w:eastAsia="Times New Roman" w:cs="Times New Roman"/>
@@ -12882,15 +13184,28 @@
         <w:rPr>
           <w:rFonts w:ascii="Times New Roman" w:hAnsi="Times New Roman" w:eastAsia="Times New Roman" w:cs="Times New Roman"/>
         </w:rPr>
-        <w:t xml:space="preserve"> Cl</w:t>
-      </w:r>
-      <w:r>
-        <w:rPr>
-          <w:rFonts w:ascii="Times New Roman" w:hAnsi="Times New Roman" w:eastAsia="Times New Roman" w:cs="Times New Roman"/>
-          <w:vertAlign w:val="superscript"/>
-        </w:rPr>
-        <w:t>-</w:t>
-      </w:r>
+        <w:t xml:space="preserve"> </w:t>
+      </w:r>
+      <m:oMath>
+        <m:r>
+          <m:t>C</m:t>
+        </m:r>
+        <m:sSup>
+          <m:e>
+            <m:r>
+              <m:t>l</m:t>
+            </m:r>
+          </m:e>
+          <m:sup>
+            <m:r>
+              <m:rPr>
+                <m:sty m:val="p"/>
+              </m:rPr>
+              <m:t>−</m:t>
+            </m:r>
+          </m:sup>
+        </m:sSup>
+      </m:oMath>
       <w:r>
         <w:rPr>
           <w:rFonts w:ascii="Times New Roman" w:hAnsi="Times New Roman" w:eastAsia="Times New Roman" w:cs="Times New Roman"/>
@@ -12913,15 +13228,28 @@
         <w:rPr>
           <w:rFonts w:ascii="Times New Roman" w:hAnsi="Times New Roman" w:eastAsia="Times New Roman" w:cs="Times New Roman"/>
         </w:rPr>
-        <w:t xml:space="preserve"> Na</w:t>
-      </w:r>
-      <w:r>
-        <w:rPr>
-          <w:rFonts w:ascii="Times New Roman" w:hAnsi="Times New Roman" w:eastAsia="Times New Roman" w:cs="Times New Roman"/>
-          <w:vertAlign w:val="superscript"/>
-        </w:rPr>
-        <w:t>+</w:t>
-      </w:r>
+        <w:t xml:space="preserve"> </w:t>
+      </w:r>
+      <m:oMath>
+        <m:r>
+          <m:t>N</m:t>
+        </m:r>
+        <m:sSup>
+          <m:e>
+            <m:r>
+              <m:t>a</m:t>
+            </m:r>
+          </m:e>
+          <m:sup>
+            <m:r>
+              <m:rPr>
+                <m:sty m:val="p"/>
+              </m:rPr>
+              <m:t>+</m:t>
+            </m:r>
+          </m:sup>
+        </m:sSup>
+      </m:oMath>
       <w:r>
         <w:rPr>
           <w:rFonts w:ascii="Times New Roman" w:hAnsi="Times New Roman" w:eastAsia="Times New Roman" w:cs="Times New Roman"/>
@@ -12958,15 +13286,28 @@
         <w:rPr>
           <w:rFonts w:ascii="Times New Roman" w:hAnsi="Times New Roman" w:eastAsia="Times New Roman" w:cs="Times New Roman"/>
         </w:rPr>
-        <w:t xml:space="preserve"> Na</w:t>
-      </w:r>
-      <w:r>
-        <w:rPr>
-          <w:rFonts w:ascii="Times New Roman" w:hAnsi="Times New Roman" w:eastAsia="Times New Roman" w:cs="Times New Roman"/>
-          <w:vertAlign w:val="superscript"/>
-        </w:rPr>
-        <w:t>+</w:t>
-      </w:r>
+        <w:t xml:space="preserve"> </w:t>
+      </w:r>
+      <m:oMath>
+        <m:r>
+          <m:t>N</m:t>
+        </m:r>
+        <m:sSup>
+          <m:e>
+            <m:r>
+              <m:t>a</m:t>
+            </m:r>
+          </m:e>
+          <m:sup>
+            <m:r>
+              <m:rPr>
+                <m:sty m:val="p"/>
+              </m:rPr>
+              <m:t>+</m:t>
+            </m:r>
+          </m:sup>
+        </m:sSup>
+      </m:oMath>
       <w:r>
         <w:rPr>
           <w:rFonts w:ascii="Times New Roman" w:hAnsi="Times New Roman" w:eastAsia="Times New Roman" w:cs="Times New Roman"/>
@@ -12989,15 +13330,28 @@
         <w:rPr>
           <w:rFonts w:ascii="Times New Roman" w:hAnsi="Times New Roman" w:eastAsia="Times New Roman" w:cs="Times New Roman"/>
         </w:rPr>
-        <w:t xml:space="preserve"> Na</w:t>
-      </w:r>
-      <w:r>
-        <w:rPr>
-          <w:rFonts w:ascii="Times New Roman" w:hAnsi="Times New Roman" w:eastAsia="Times New Roman" w:cs="Times New Roman"/>
-          <w:vertAlign w:val="superscript"/>
-        </w:rPr>
-        <w:t>+</w:t>
-      </w:r>
+        <w:t xml:space="preserve"> </w:t>
+      </w:r>
+      <m:oMath>
+        <m:r>
+          <m:t>N</m:t>
+        </m:r>
+        <m:sSup>
+          <m:e>
+            <m:r>
+              <m:t>a</m:t>
+            </m:r>
+          </m:e>
+          <m:sup>
+            <m:r>
+              <m:rPr>
+                <m:sty m:val="p"/>
+              </m:rPr>
+              <m:t>+</m:t>
+            </m:r>
+          </m:sup>
+        </m:sSup>
+      </m:oMath>
       <w:r>
         <w:rPr>
           <w:rFonts w:ascii="Times New Roman" w:hAnsi="Times New Roman" w:eastAsia="Times New Roman" w:cs="Times New Roman"/>
@@ -13116,59 +13470,156 @@
         <w:rPr>
           <w:rFonts w:ascii="Times New Roman" w:hAnsi="Times New Roman" w:eastAsia="Times New Roman" w:cs="Times New Roman"/>
         </w:rPr>
-        <w:t xml:space="preserve"> Ca</w:t>
-      </w:r>
-      <w:r>
-        <w:rPr>
-          <w:rFonts w:ascii="Times New Roman" w:hAnsi="Times New Roman" w:eastAsia="Times New Roman" w:cs="Times New Roman"/>
-          <w:vertAlign w:val="superscript"/>
-        </w:rPr>
-        <w:t>2+</w:t>
-      </w:r>
-      <w:r>
-        <w:rPr>
-          <w:rFonts w:ascii="Times New Roman" w:hAnsi="Times New Roman" w:eastAsia="Times New Roman" w:cs="Times New Roman"/>
-        </w:rPr>
-        <w:t xml:space="preserve"> 99 pm, Cs</w:t>
-      </w:r>
-      <w:r>
-        <w:rPr>
-          <w:rFonts w:ascii="Times New Roman" w:hAnsi="Times New Roman" w:eastAsia="Times New Roman" w:cs="Times New Roman"/>
-          <w:vertAlign w:val="superscript"/>
-        </w:rPr>
-        <w:t>+</w:t>
-      </w:r>
-      <w:r>
-        <w:rPr>
-          <w:rFonts w:ascii="Times New Roman" w:hAnsi="Times New Roman" w:eastAsia="Times New Roman" w:cs="Times New Roman"/>
-        </w:rPr>
-        <w:t xml:space="preserve"> 182 pm, S</w:t>
-      </w:r>
-      <w:r>
-        <w:rPr>
-          <w:rFonts w:ascii="Times New Roman" w:hAnsi="Times New Roman" w:eastAsia="Times New Roman" w:cs="Times New Roman"/>
-          <w:vertAlign w:val="superscript"/>
-        </w:rPr>
-        <w:t>2-</w:t>
-      </w:r>
-      <w:r>
-        <w:rPr>
-          <w:rFonts w:ascii="Times New Roman" w:hAnsi="Times New Roman" w:eastAsia="Times New Roman" w:cs="Times New Roman"/>
-        </w:rPr>
-        <w:t xml:space="preserve"> 184 pm, Br</w:t>
-      </w:r>
-      <w:r>
-        <w:rPr>
-          <w:rFonts w:ascii="Times New Roman" w:hAnsi="Times New Roman" w:eastAsia="Times New Roman" w:cs="Times New Roman"/>
-          <w:vertAlign w:val="superscript"/>
-        </w:rPr>
-        <w:t>-</w:t>
-      </w:r>
-      <w:r>
-        <w:rPr>
-          <w:rFonts w:ascii="Times New Roman" w:hAnsi="Times New Roman" w:eastAsia="Times New Roman" w:cs="Times New Roman"/>
-        </w:rPr>
-        <w:t xml:space="preserve"> 195 pm, </w:t>
+        <w:t xml:space="preserve"> </w:t>
+      </w:r>
+      <m:oMath>
+        <m:r>
+          <m:t>C</m:t>
+        </m:r>
+        <m:sSup>
+          <m:e>
+            <m:r>
+              <m:t>a</m:t>
+            </m:r>
+          </m:e>
+          <m:sup>
+            <m:r>
+              <m:t>2</m:t>
+            </m:r>
+            <m:r>
+              <m:rPr>
+                <m:sty m:val="p"/>
+              </m:rPr>
+              <m:t>+</m:t>
+            </m:r>
+          </m:sup>
+        </m:sSup>
+      </m:oMath>
+      <w:r>
+        <w:rPr>
+          <w:rFonts w:ascii="Times New Roman" w:hAnsi="Times New Roman" w:eastAsia="Times New Roman" w:cs="Times New Roman"/>
+        </w:rPr>
+        <w:t xml:space="preserve"> </w:t>
+      </w:r>
+      <w:r>
+        <w:rPr>
+          <w:rFonts w:ascii="Times New Roman" w:hAnsi="Times New Roman" w:eastAsia="Times New Roman" w:cs="Times New Roman"/>
+        </w:rPr>
+        <w:t xml:space="preserve">99 pm,</w:t>
+      </w:r>
+      <w:r>
+        <w:rPr>
+          <w:rFonts w:ascii="Times New Roman" w:hAnsi="Times New Roman" w:eastAsia="Times New Roman" w:cs="Times New Roman"/>
+        </w:rPr>
+        <w:t xml:space="preserve"> </w:t>
+      </w:r>
+      <m:oMath>
+        <m:r>
+          <m:t>C</m:t>
+        </m:r>
+        <m:sSup>
+          <m:e>
+            <m:r>
+              <m:t>s</m:t>
+            </m:r>
+          </m:e>
+          <m:sup>
+            <m:r>
+              <m:rPr>
+                <m:sty m:val="p"/>
+              </m:rPr>
+              <m:t>+</m:t>
+            </m:r>
+          </m:sup>
+        </m:sSup>
+      </m:oMath>
+      <w:r>
+        <w:rPr>
+          <w:rFonts w:ascii="Times New Roman" w:hAnsi="Times New Roman" w:eastAsia="Times New Roman" w:cs="Times New Roman"/>
+        </w:rPr>
+        <w:t xml:space="preserve"> </w:t>
+      </w:r>
+      <w:r>
+        <w:rPr>
+          <w:rFonts w:ascii="Times New Roman" w:hAnsi="Times New Roman" w:eastAsia="Times New Roman" w:cs="Times New Roman"/>
+        </w:rPr>
+        <w:t xml:space="preserve">182 pm,</w:t>
+      </w:r>
+      <w:r>
+        <w:rPr>
+          <w:rFonts w:ascii="Times New Roman" w:hAnsi="Times New Roman" w:eastAsia="Times New Roman" w:cs="Times New Roman"/>
+        </w:rPr>
+        <w:t xml:space="preserve"> </w:t>
+      </w:r>
+      <m:oMath>
+        <m:sSup>
+          <m:e>
+            <m:r>
+              <m:t>S</m:t>
+            </m:r>
+          </m:e>
+          <m:sup>
+            <m:r>
+              <m:t>2</m:t>
+            </m:r>
+            <m:r>
+              <m:rPr>
+                <m:sty m:val="p"/>
+              </m:rPr>
+              <m:t>−</m:t>
+            </m:r>
+          </m:sup>
+        </m:sSup>
+      </m:oMath>
+      <w:r>
+        <w:rPr>
+          <w:rFonts w:ascii="Times New Roman" w:hAnsi="Times New Roman" w:eastAsia="Times New Roman" w:cs="Times New Roman"/>
+        </w:rPr>
+        <w:t xml:space="preserve"> </w:t>
+      </w:r>
+      <w:r>
+        <w:rPr>
+          <w:rFonts w:ascii="Times New Roman" w:hAnsi="Times New Roman" w:eastAsia="Times New Roman" w:cs="Times New Roman"/>
+        </w:rPr>
+        <w:t xml:space="preserve">184 pm,</w:t>
+      </w:r>
+      <w:r>
+        <w:rPr>
+          <w:rFonts w:ascii="Times New Roman" w:hAnsi="Times New Roman" w:eastAsia="Times New Roman" w:cs="Times New Roman"/>
+        </w:rPr>
+        <w:t xml:space="preserve"> </w:t>
+      </w:r>
+      <m:oMath>
+        <m:r>
+          <m:t>B</m:t>
+        </m:r>
+        <m:sSup>
+          <m:e>
+            <m:r>
+              <m:t>r</m:t>
+            </m:r>
+          </m:e>
+          <m:sup>
+            <m:r>
+              <m:rPr>
+                <m:sty m:val="p"/>
+              </m:rPr>
+              <m:t>−</m:t>
+            </m:r>
+          </m:sup>
+        </m:sSup>
+      </m:oMath>
+      <w:r>
+        <w:rPr>
+          <w:rFonts w:ascii="Times New Roman" w:hAnsi="Times New Roman" w:eastAsia="Times New Roman" w:cs="Times New Roman"/>
+        </w:rPr>
+        <w:t xml:space="preserve"> </w:t>
+      </w:r>
+      <w:r>
+        <w:rPr>
+          <w:rFonts w:ascii="Times New Roman" w:hAnsi="Times New Roman" w:eastAsia="Times New Roman" w:cs="Times New Roman"/>
+        </w:rPr>
+        <w:t xml:space="preserve">195 pm, </w:t>
       </w:r>
       <w:r>
         <w:rPr>
@@ -13759,15 +14210,22 @@
         <w:rPr>
           <w:rFonts w:hint="eastAsia" w:ascii="Times New Roman" w:hAnsi="Times New Roman" w:eastAsia="Times New Roman" w:cs="Times New Roman"/>
         </w:rPr>
-        <w:t>，R</w:t>
-      </w:r>
-      <w:r>
-        <w:rPr>
-          <w:rFonts w:hint="eastAsia" w:ascii="Times New Roman" w:hAnsi="Times New Roman" w:eastAsia="Times New Roman" w:cs="Times New Roman"/>
-          <w:vertAlign w:val="subscript"/>
-        </w:rPr>
-        <w:t>0</w:t>
-      </w:r>
+        <w:t>，</w:t>
+      </w:r>
+      <m:oMath>
+        <m:sSub>
+          <m:e>
+            <m:r>
+              <m:t>R</m:t>
+            </m:r>
+          </m:e>
+          <m:sub>
+            <m:r>
+              <m:t>0</m:t>
+            </m:r>
+          </m:sub>
+        </m:sSub>
+      </m:oMath>
       <w:r>
         <w:rPr>
           <w:rFonts w:ascii="Times New Roman" w:hAnsi="Times New Roman" w:eastAsia="Times New Roman" w:cs="Times New Roman"/>
@@ -15172,16 +15630,6 @@
           <w:rFonts w:hint="eastAsia" w:ascii="Times New Roman" w:hAnsi="Times New Roman" w:eastAsia="Times New Roman" w:cs="Times New Roman"/>
         </w:rPr>
         <w:t>。</w:t>
-      </w:r>
-    </w:p>
-    <w:p>
-      <w:pPr>
-        <w:spacing w:before="160" w:after="80"/>
-      </w:pPr>
-      <w:r>
-        <w:pict>
-          <v:rect style="width:0;height:1.5pt" o:hralign="center" o:hrstd="t" o:hr="t"/>
-        </w:pict>
       </w:r>
     </w:p>
     <w:bookmarkEnd w:id="68"/>
@@ -17233,7 +17681,7 @@
     <ns0:name ns0:val="Verbatim Char"/>
     <ns0:basedOn ns0:val="BodyTextChar"/>
     <ns0:rPr>
-      <ns0:rFonts ns0:ascii="Times New Roman" ns0:cs="Times New Roman" ns0:eastAsia="FangSong" ns0:hAnsi="Times New Roman"/>
+      <ns0:rFonts ns0:ascii="SimSun" ns0:cs="SimSun" ns0:eastAsia="SimSun" ns0:hAnsi="SimSun"/>
       <ns0:b ns0:val="0"/>
       <ns0:sz ns0:val="20"/>
     </ns0:rPr>
@@ -17287,7 +17735,7 @@
       <w:wordWrap w:val="off"/>
     </w:pPr>
     <ns0:rPr>
-      <w:rFonts ns0:ascii="Times New Roman" ns0:hAnsi="Times New Roman" ns0:eastAsia="FangSong" ns0:cs="Times New Roman"/>
+      <w:rFonts ns0:ascii="SimSun" ns0:hAnsi="SimSun" ns0:eastAsia="SimSun" ns0:cs="SimSun"/>
     </ns0:rPr>
   </w:style>
   <w:style w:type="character" w:customStyle="1" w:styleId="KeywordTok">

--- a/00-首页/题组Word/专项卷/结构化学专项卷-学生版.docx
+++ b/00-首页/题组Word/专项卷/结构化学专项卷-学生版.docx
@@ -591,6 +591,31 @@
         <w:t>不确定度关系是否有实际意义</w:t>
       </w:r>
     </w:p>
+    <w:p>
+      <w:pPr>
+        <w:spacing w:before="0" w:after="0"/>
+      </w:pPr>
+    </w:p>
+    <w:p>
+      <w:pPr>
+        <w:spacing w:before="0" w:after="0"/>
+      </w:pPr>
+    </w:p>
+    <w:p>
+      <w:pPr>
+        <w:spacing w:before="0" w:after="0"/>
+      </w:pPr>
+    </w:p>
+    <w:p>
+      <w:pPr>
+        <w:spacing w:before="0" w:after="0"/>
+      </w:pPr>
+    </w:p>
+    <w:p>
+      <w:pPr>
+        <w:spacing w:before="0" w:after="0"/>
+      </w:pPr>
+    </w:p>
     <w:bookmarkEnd w:id="10"/>
     <w:bookmarkStart w:id="11" w:name="第-2-题"/>
     <w:p>
@@ -786,6 +811,31 @@
         </w:rPr>
         <w:t>发射的光电子的最大速度是多少</w:t>
       </w:r>
+    </w:p>
+    <w:p>
+      <w:pPr>
+        <w:spacing w:before="0" w:after="0"/>
+      </w:pPr>
+    </w:p>
+    <w:p>
+      <w:pPr>
+        <w:spacing w:before="0" w:after="0"/>
+      </w:pPr>
+    </w:p>
+    <w:p>
+      <w:pPr>
+        <w:spacing w:before="0" w:after="0"/>
+      </w:pPr>
+    </w:p>
+    <w:p>
+      <w:pPr>
+        <w:spacing w:before="0" w:after="0"/>
+      </w:pPr>
+    </w:p>
+    <w:p>
+      <w:pPr>
+        <w:spacing w:before="0" w:after="0"/>
+      </w:pPr>
     </w:p>
     <w:bookmarkEnd w:id="11"/>
     <w:bookmarkStart w:id="12" w:name="第-3-题"/>
@@ -1019,6 +1069,31 @@
         <w:t>。</w:t>
       </w:r>
     </w:p>
+    <w:p>
+      <w:pPr>
+        <w:spacing w:before="0" w:after="0"/>
+      </w:pPr>
+    </w:p>
+    <w:p>
+      <w:pPr>
+        <w:spacing w:before="0" w:after="0"/>
+      </w:pPr>
+    </w:p>
+    <w:p>
+      <w:pPr>
+        <w:spacing w:before="0" w:after="0"/>
+      </w:pPr>
+    </w:p>
+    <w:p>
+      <w:pPr>
+        <w:spacing w:before="0" w:after="0"/>
+      </w:pPr>
+    </w:p>
+    <w:p>
+      <w:pPr>
+        <w:spacing w:before="0" w:after="0"/>
+      </w:pPr>
+    </w:p>
     <w:bookmarkEnd w:id="12"/>
     <w:bookmarkStart w:id="13" w:name="第-4-题"/>
     <w:p>
@@ -1349,6 +1424,31 @@
         </w:rPr>
         <w:t>）</w:t>
       </w:r>
+    </w:p>
+    <w:p>
+      <w:pPr>
+        <w:spacing w:before="0" w:after="0"/>
+      </w:pPr>
+    </w:p>
+    <w:p>
+      <w:pPr>
+        <w:spacing w:before="0" w:after="0"/>
+      </w:pPr>
+    </w:p>
+    <w:p>
+      <w:pPr>
+        <w:spacing w:before="0" w:after="0"/>
+      </w:pPr>
+    </w:p>
+    <w:p>
+      <w:pPr>
+        <w:spacing w:before="0" w:after="0"/>
+      </w:pPr>
+    </w:p>
+    <w:p>
+      <w:pPr>
+        <w:spacing w:before="0" w:after="0"/>
+      </w:pPr>
     </w:p>
     <w:bookmarkEnd w:id="14"/>
     <w:bookmarkStart w:id="15" w:name="第-5-题"/>
@@ -1635,6 +1735,21 @@
         </w:rPr>
         <w:t>。</w:t>
       </w:r>
+    </w:p>
+    <w:p>
+      <w:pPr>
+        <w:spacing w:before="0" w:after="0"/>
+      </w:pPr>
+    </w:p>
+    <w:p>
+      <w:pPr>
+        <w:spacing w:before="0" w:after="0"/>
+      </w:pPr>
+    </w:p>
+    <w:p>
+      <w:pPr>
+        <w:spacing w:before="0" w:after="0"/>
+      </w:pPr>
     </w:p>
     <w:bookmarkEnd w:id="15"/>
     <w:bookmarkStart w:id="16" w:name="第-6-题"/>
@@ -1989,6 +2104,31 @@
         </m:oMath>
       </m:oMathPara>
     </w:p>
+    <w:p>
+      <w:pPr>
+        <w:spacing w:before="0" w:after="0"/>
+      </w:pPr>
+    </w:p>
+    <w:p>
+      <w:pPr>
+        <w:spacing w:before="0" w:after="0"/>
+      </w:pPr>
+    </w:p>
+    <w:p>
+      <w:pPr>
+        <w:spacing w:before="0" w:after="0"/>
+      </w:pPr>
+    </w:p>
+    <w:p>
+      <w:pPr>
+        <w:spacing w:before="0" w:after="0"/>
+      </w:pPr>
+    </w:p>
+    <w:p>
+      <w:pPr>
+        <w:spacing w:before="0" w:after="0"/>
+      </w:pPr>
+    </w:p>
     <w:bookmarkEnd w:id="16"/>
     <w:bookmarkStart w:id="17" w:name="第-7-题"/>
     <w:p>
@@ -2260,6 +2400,31 @@
         <w:t>。</w:t>
       </w:r>
     </w:p>
+    <w:p>
+      <w:pPr>
+        <w:spacing w:before="0" w:after="0"/>
+      </w:pPr>
+    </w:p>
+    <w:p>
+      <w:pPr>
+        <w:spacing w:before="0" w:after="0"/>
+      </w:pPr>
+    </w:p>
+    <w:p>
+      <w:pPr>
+        <w:spacing w:before="0" w:after="0"/>
+      </w:pPr>
+    </w:p>
+    <w:p>
+      <w:pPr>
+        <w:spacing w:before="0" w:after="0"/>
+      </w:pPr>
+    </w:p>
+    <w:p>
+      <w:pPr>
+        <w:spacing w:before="0" w:after="0"/>
+      </w:pPr>
+    </w:p>
     <w:bookmarkEnd w:id="17"/>
     <w:bookmarkStart w:id="18" w:name="第-8-题"/>
     <w:p>
@@ -2527,6 +2692,31 @@
         </w:rPr>
         <w:t>？</w:t>
       </w:r>
+    </w:p>
+    <w:p>
+      <w:pPr>
+        <w:spacing w:before="0" w:after="0"/>
+      </w:pPr>
+    </w:p>
+    <w:p>
+      <w:pPr>
+        <w:spacing w:before="0" w:after="0"/>
+      </w:pPr>
+    </w:p>
+    <w:p>
+      <w:pPr>
+        <w:spacing w:before="0" w:after="0"/>
+      </w:pPr>
+    </w:p>
+    <w:p>
+      <w:pPr>
+        <w:spacing w:before="0" w:after="0"/>
+      </w:pPr>
+    </w:p>
+    <w:p>
+      <w:pPr>
+        <w:spacing w:before="0" w:after="0"/>
+      </w:pPr>
     </w:p>
     <w:bookmarkEnd w:id="18"/>
     <w:bookmarkStart w:id="19" w:name="第-9-题"/>
@@ -2882,6 +3072,31 @@
         <w:t>）</w:t>
       </w:r>
     </w:p>
+    <w:p>
+      <w:pPr>
+        <w:spacing w:before="0" w:after="0"/>
+      </w:pPr>
+    </w:p>
+    <w:p>
+      <w:pPr>
+        <w:spacing w:before="0" w:after="0"/>
+      </w:pPr>
+    </w:p>
+    <w:p>
+      <w:pPr>
+        <w:spacing w:before="0" w:after="0"/>
+      </w:pPr>
+    </w:p>
+    <w:p>
+      <w:pPr>
+        <w:spacing w:before="0" w:after="0"/>
+      </w:pPr>
+    </w:p>
+    <w:p>
+      <w:pPr>
+        <w:spacing w:before="0" w:after="0"/>
+      </w:pPr>
+    </w:p>
     <w:bookmarkEnd w:id="20"/>
     <w:bookmarkStart w:id="21" w:name="第-10-题"/>
     <w:p>
@@ -3082,6 +3297,31 @@
         <w:t>。</w:t>
       </w:r>
     </w:p>
+    <w:p>
+      <w:pPr>
+        <w:spacing w:before="0" w:after="0"/>
+      </w:pPr>
+    </w:p>
+    <w:p>
+      <w:pPr>
+        <w:spacing w:before="0" w:after="0"/>
+      </w:pPr>
+    </w:p>
+    <w:p>
+      <w:pPr>
+        <w:spacing w:before="0" w:after="0"/>
+      </w:pPr>
+    </w:p>
+    <w:p>
+      <w:pPr>
+        <w:spacing w:before="0" w:after="0"/>
+      </w:pPr>
+    </w:p>
+    <w:p>
+      <w:pPr>
+        <w:spacing w:before="0" w:after="0"/>
+      </w:pPr>
+    </w:p>
     <w:bookmarkEnd w:id="21"/>
     <w:bookmarkStart w:id="22" w:name="第-11-题"/>
     <w:p>
@@ -3213,6 +3453,21 @@
         </w:rPr>
         <w:t xml:space="preserve">试比较</w:t>
       </w:r>
+    </w:p>
+    <w:p>
+      <w:pPr>
+        <w:spacing w:before="0" w:after="0"/>
+      </w:pPr>
+    </w:p>
+    <w:p>
+      <w:pPr>
+        <w:spacing w:before="0" w:after="0"/>
+      </w:pPr>
+    </w:p>
+    <w:p>
+      <w:pPr>
+        <w:spacing w:before="0" w:after="0"/>
+      </w:pPr>
     </w:p>
     <w:bookmarkEnd w:id="22"/>
     <w:bookmarkStart w:id="23" w:name="第-12-题"/>
@@ -3833,6 +4088,31 @@
         </m:sSup>
       </m:oMath>
     </w:p>
+    <w:p>
+      <w:pPr>
+        <w:spacing w:before="0" w:after="0"/>
+      </w:pPr>
+    </w:p>
+    <w:p>
+      <w:pPr>
+        <w:spacing w:before="0" w:after="0"/>
+      </w:pPr>
+    </w:p>
+    <w:p>
+      <w:pPr>
+        <w:spacing w:before="0" w:after="0"/>
+      </w:pPr>
+    </w:p>
+    <w:p>
+      <w:pPr>
+        <w:spacing w:before="0" w:after="0"/>
+      </w:pPr>
+    </w:p>
+    <w:p>
+      <w:pPr>
+        <w:spacing w:before="0" w:after="0"/>
+      </w:pPr>
+    </w:p>
     <w:bookmarkEnd w:id="23"/>
     <w:bookmarkStart w:id="24" w:name="第-13-题"/>
     <w:p>
@@ -3970,6 +4250,31 @@
         </w:rPr>
         <w:t>并分别指明其为红外活性或</w:t>
       </w:r>
+    </w:p>
+    <w:p>
+      <w:pPr>
+        <w:spacing w:before="0" w:after="0"/>
+      </w:pPr>
+    </w:p>
+    <w:p>
+      <w:pPr>
+        <w:spacing w:before="0" w:after="0"/>
+      </w:pPr>
+    </w:p>
+    <w:p>
+      <w:pPr>
+        <w:spacing w:before="0" w:after="0"/>
+      </w:pPr>
+    </w:p>
+    <w:p>
+      <w:pPr>
+        <w:spacing w:before="0" w:after="0"/>
+      </w:pPr>
+    </w:p>
+    <w:p>
+      <w:pPr>
+        <w:spacing w:before="0" w:after="0"/>
+      </w:pPr>
     </w:p>
     <w:bookmarkEnd w:id="24"/>
     <w:bookmarkStart w:id="25" w:name="第-14-题"/>
@@ -4295,6 +4600,31 @@
         </w:rPr>
         <w:t>。</w:t>
       </w:r>
+    </w:p>
+    <w:p>
+      <w:pPr>
+        <w:spacing w:before="0" w:after="0"/>
+      </w:pPr>
+    </w:p>
+    <w:p>
+      <w:pPr>
+        <w:spacing w:before="0" w:after="0"/>
+      </w:pPr>
+    </w:p>
+    <w:p>
+      <w:pPr>
+        <w:spacing w:before="0" w:after="0"/>
+      </w:pPr>
+    </w:p>
+    <w:p>
+      <w:pPr>
+        <w:spacing w:before="0" w:after="0"/>
+      </w:pPr>
+    </w:p>
+    <w:p>
+      <w:pPr>
+        <w:spacing w:before="0" w:after="0"/>
+      </w:pPr>
     </w:p>
     <w:bookmarkEnd w:id="25"/>
     <w:bookmarkStart w:id="26" w:name="第-15-题"/>
@@ -4640,6 +4970,21 @@
         <w:t>）</w:t>
       </w:r>
     </w:p>
+    <w:p>
+      <w:pPr>
+        <w:spacing w:before="0" w:after="0"/>
+      </w:pPr>
+    </w:p>
+    <w:p>
+      <w:pPr>
+        <w:spacing w:before="0" w:after="0"/>
+      </w:pPr>
+    </w:p>
+    <w:p>
+      <w:pPr>
+        <w:spacing w:before="0" w:after="0"/>
+      </w:pPr>
+    </w:p>
     <w:bookmarkEnd w:id="27"/>
     <w:bookmarkStart w:id="28" w:name="第-16-题"/>
     <w:p>
@@ -4759,6 +5104,21 @@
         </w:rPr>
         <w:t>。</w:t>
       </w:r>
+    </w:p>
+    <w:p>
+      <w:pPr>
+        <w:spacing w:before="0" w:after="0"/>
+      </w:pPr>
+    </w:p>
+    <w:p>
+      <w:pPr>
+        <w:spacing w:before="0" w:after="0"/>
+      </w:pPr>
+    </w:p>
+    <w:p>
+      <w:pPr>
+        <w:spacing w:before="0" w:after="0"/>
+      </w:pPr>
     </w:p>
     <w:bookmarkEnd w:id="28"/>
     <w:bookmarkStart w:id="29" w:name="第-17-题"/>
@@ -5188,6 +5548,21 @@
         <w:t>);</w:t>
       </w:r>
     </w:p>
+    <w:p>
+      <w:pPr>
+        <w:spacing w:before="0" w:after="0"/>
+      </w:pPr>
+    </w:p>
+    <w:p>
+      <w:pPr>
+        <w:spacing w:before="0" w:after="0"/>
+      </w:pPr>
+    </w:p>
+    <w:p>
+      <w:pPr>
+        <w:spacing w:before="0" w:after="0"/>
+      </w:pPr>
+    </w:p>
     <w:bookmarkEnd w:id="29"/>
     <w:bookmarkStart w:id="30" w:name="第-18-题"/>
     <w:p>
@@ -5272,6 +5647,21 @@
         <w:t xml:space="preserve">判断一个分子有无永久偶极矩和有无旋光性的标准分别是什么</w:t>
       </w:r>
     </w:p>
+    <w:p>
+      <w:pPr>
+        <w:spacing w:before="0" w:after="0"/>
+      </w:pPr>
+    </w:p>
+    <w:p>
+      <w:pPr>
+        <w:spacing w:before="0" w:after="0"/>
+      </w:pPr>
+    </w:p>
+    <w:p>
+      <w:pPr>
+        <w:spacing w:before="0" w:after="0"/>
+      </w:pPr>
+    </w:p>
     <w:bookmarkEnd w:id="30"/>
     <w:bookmarkStart w:id="31" w:name="第-19-题"/>
     <w:p>
@@ -5374,6 +5764,21 @@
         <w:t>。</w:t>
       </w:r>
     </w:p>
+    <w:p>
+      <w:pPr>
+        <w:spacing w:before="0" w:after="0"/>
+      </w:pPr>
+    </w:p>
+    <w:p>
+      <w:pPr>
+        <w:spacing w:before="0" w:after="0"/>
+      </w:pPr>
+    </w:p>
+    <w:p>
+      <w:pPr>
+        <w:spacing w:before="0" w:after="0"/>
+      </w:pPr>
+    </w:p>
     <w:bookmarkEnd w:id="31"/>
     <w:bookmarkStart w:id="32" w:name="第-20-题"/>
     <w:p>
@@ -5508,6 +5913,21 @@
         <w:t>）</w:t>
       </w:r>
     </w:p>
+    <w:p>
+      <w:pPr>
+        <w:spacing w:before="0" w:after="0"/>
+      </w:pPr>
+    </w:p>
+    <w:p>
+      <w:pPr>
+        <w:spacing w:before="0" w:after="0"/>
+      </w:pPr>
+    </w:p>
+    <w:p>
+      <w:pPr>
+        <w:spacing w:before="0" w:after="0"/>
+      </w:pPr>
+    </w:p>
     <w:bookmarkEnd w:id="33"/>
     <w:bookmarkStart w:id="34" w:name="第-21-题"/>
     <w:p>
@@ -5621,6 +6041,21 @@
         </w:rPr>
         <w:t>。</w:t>
       </w:r>
+    </w:p>
+    <w:p>
+      <w:pPr>
+        <w:spacing w:before="0" w:after="0"/>
+      </w:pPr>
+    </w:p>
+    <w:p>
+      <w:pPr>
+        <w:spacing w:before="0" w:after="0"/>
+      </w:pPr>
+    </w:p>
+    <w:p>
+      <w:pPr>
+        <w:spacing w:before="0" w:after="0"/>
+      </w:pPr>
     </w:p>
     <w:bookmarkEnd w:id="34"/>
     <w:bookmarkStart w:id="35" w:name="第-22-题"/>
@@ -6182,6 +6617,46 @@
         <w:t>。</w:t>
       </w:r>
     </w:p>
+    <w:p>
+      <w:pPr>
+        <w:spacing w:before="0" w:after="0"/>
+      </w:pPr>
+    </w:p>
+    <w:p>
+      <w:pPr>
+        <w:spacing w:before="0" w:after="0"/>
+      </w:pPr>
+    </w:p>
+    <w:p>
+      <w:pPr>
+        <w:spacing w:before="0" w:after="0"/>
+      </w:pPr>
+    </w:p>
+    <w:p>
+      <w:pPr>
+        <w:spacing w:before="0" w:after="0"/>
+      </w:pPr>
+    </w:p>
+    <w:p>
+      <w:pPr>
+        <w:spacing w:before="0" w:after="0"/>
+      </w:pPr>
+    </w:p>
+    <w:p>
+      <w:pPr>
+        <w:spacing w:before="0" w:after="0"/>
+      </w:pPr>
+    </w:p>
+    <w:p>
+      <w:pPr>
+        <w:spacing w:before="0" w:after="0"/>
+      </w:pPr>
+    </w:p>
+    <w:p>
+      <w:pPr>
+        <w:spacing w:before="0" w:after="0"/>
+      </w:pPr>
+    </w:p>
     <w:bookmarkEnd w:id="35"/>
     <w:bookmarkStart w:id="36" w:name="第-23-题"/>
     <w:p>
@@ -6272,6 +6747,21 @@
         <w:t>。</w:t>
       </w:r>
     </w:p>
+    <w:p>
+      <w:pPr>
+        <w:spacing w:before="0" w:after="0"/>
+      </w:pPr>
+    </w:p>
+    <w:p>
+      <w:pPr>
+        <w:spacing w:before="0" w:after="0"/>
+      </w:pPr>
+    </w:p>
+    <w:p>
+      <w:pPr>
+        <w:spacing w:before="0" w:after="0"/>
+      </w:pPr>
+    </w:p>
     <w:bookmarkEnd w:id="36"/>
     <w:bookmarkStart w:id="37" w:name="第-24-题"/>
     <w:p>
@@ -6403,6 +6893,21 @@
         </w:rPr>
         <w:t xml:space="preserve">则分子中含</w:t>
       </w:r>
+    </w:p>
+    <w:p>
+      <w:pPr>
+        <w:spacing w:before="0" w:after="0"/>
+      </w:pPr>
+    </w:p>
+    <w:p>
+      <w:pPr>
+        <w:spacing w:before="0" w:after="0"/>
+      </w:pPr>
+    </w:p>
+    <w:p>
+      <w:pPr>
+        <w:spacing w:before="0" w:after="0"/>
+      </w:pPr>
     </w:p>
     <w:bookmarkEnd w:id="37"/>
     <w:bookmarkStart w:id="38" w:name="第-25-题"/>
@@ -6840,6 +7345,31 @@
         </w:rPr>
         <w:t>）</w:t>
       </w:r>
+    </w:p>
+    <w:p>
+      <w:pPr>
+        <w:spacing w:before="0" w:after="0"/>
+      </w:pPr>
+    </w:p>
+    <w:p>
+      <w:pPr>
+        <w:spacing w:before="0" w:after="0"/>
+      </w:pPr>
+    </w:p>
+    <w:p>
+      <w:pPr>
+        <w:spacing w:before="0" w:after="0"/>
+      </w:pPr>
+    </w:p>
+    <w:p>
+      <w:pPr>
+        <w:spacing w:before="0" w:after="0"/>
+      </w:pPr>
+    </w:p>
+    <w:p>
+      <w:pPr>
+        <w:spacing w:before="0" w:after="0"/>
+      </w:pPr>
     </w:p>
     <w:bookmarkEnd w:id="39"/>
     <w:bookmarkStart w:id="40" w:name="第-26-题"/>
@@ -7448,6 +7978,31 @@
         </m:sSubSup>
       </m:oMath>
     </w:p>
+    <w:p>
+      <w:pPr>
+        <w:spacing w:before="0" w:after="0"/>
+      </w:pPr>
+    </w:p>
+    <w:p>
+      <w:pPr>
+        <w:spacing w:before="0" w:after="0"/>
+      </w:pPr>
+    </w:p>
+    <w:p>
+      <w:pPr>
+        <w:spacing w:before="0" w:after="0"/>
+      </w:pPr>
+    </w:p>
+    <w:p>
+      <w:pPr>
+        <w:spacing w:before="0" w:after="0"/>
+      </w:pPr>
+    </w:p>
+    <w:p>
+      <w:pPr>
+        <w:spacing w:before="0" w:after="0"/>
+      </w:pPr>
+    </w:p>
     <w:bookmarkEnd w:id="40"/>
     <w:bookmarkStart w:id="41" w:name="第-27-题"/>
     <w:p>
@@ -7706,6 +8261,21 @@
         <w:t>。</w:t>
       </w:r>
     </w:p>
+    <w:p>
+      <w:pPr>
+        <w:spacing w:before="0" w:after="0"/>
+      </w:pPr>
+    </w:p>
+    <w:p>
+      <w:pPr>
+        <w:spacing w:before="0" w:after="0"/>
+      </w:pPr>
+    </w:p>
+    <w:p>
+      <w:pPr>
+        <w:spacing w:before="0" w:after="0"/>
+      </w:pPr>
+    </w:p>
     <w:bookmarkEnd w:id="41"/>
     <w:bookmarkStart w:id="42" w:name="第-28-题"/>
     <w:p>
@@ -8173,6 +8743,46 @@
         <w:t>?</w:t>
       </w:r>
     </w:p>
+    <w:p>
+      <w:pPr>
+        <w:spacing w:before="0" w:after="0"/>
+      </w:pPr>
+    </w:p>
+    <w:p>
+      <w:pPr>
+        <w:spacing w:before="0" w:after="0"/>
+      </w:pPr>
+    </w:p>
+    <w:p>
+      <w:pPr>
+        <w:spacing w:before="0" w:after="0"/>
+      </w:pPr>
+    </w:p>
+    <w:p>
+      <w:pPr>
+        <w:spacing w:before="0" w:after="0"/>
+      </w:pPr>
+    </w:p>
+    <w:p>
+      <w:pPr>
+        <w:spacing w:before="0" w:after="0"/>
+      </w:pPr>
+    </w:p>
+    <w:p>
+      <w:pPr>
+        <w:spacing w:before="0" w:after="0"/>
+      </w:pPr>
+    </w:p>
+    <w:p>
+      <w:pPr>
+        <w:spacing w:before="0" w:after="0"/>
+      </w:pPr>
+    </w:p>
+    <w:p>
+      <w:pPr>
+        <w:spacing w:before="0" w:after="0"/>
+      </w:pPr>
+    </w:p>
     <w:bookmarkEnd w:id="42"/>
     <w:bookmarkStart w:id="43" w:name="第-29-题"/>
     <w:p>
@@ -8268,6 +8878,21 @@
         </w:rPr>
         <w:t>计算中心原子周围的价电子总数</w:t>
       </w:r>
+    </w:p>
+    <w:p>
+      <w:pPr>
+        <w:spacing w:before="0" w:after="0"/>
+      </w:pPr>
+    </w:p>
+    <w:p>
+      <w:pPr>
+        <w:spacing w:before="0" w:after="0"/>
+      </w:pPr>
+    </w:p>
+    <w:p>
+      <w:pPr>
+        <w:spacing w:before="0" w:after="0"/>
+      </w:pPr>
     </w:p>
     <w:bookmarkEnd w:id="43"/>
     <w:bookmarkStart w:id="44" w:name="第-30-题"/>
@@ -8656,6 +9281,31 @@
         <w:t>。</w:t>
       </w:r>
     </w:p>
+    <w:p>
+      <w:pPr>
+        <w:spacing w:before="0" w:after="0"/>
+      </w:pPr>
+    </w:p>
+    <w:p>
+      <w:pPr>
+        <w:spacing w:before="0" w:after="0"/>
+      </w:pPr>
+    </w:p>
+    <w:p>
+      <w:pPr>
+        <w:spacing w:before="0" w:after="0"/>
+      </w:pPr>
+    </w:p>
+    <w:p>
+      <w:pPr>
+        <w:spacing w:before="0" w:after="0"/>
+      </w:pPr>
+    </w:p>
+    <w:p>
+      <w:pPr>
+        <w:spacing w:before="0" w:after="0"/>
+      </w:pPr>
+    </w:p>
     <w:bookmarkEnd w:id="44"/>
     <w:bookmarkStart w:id="45" w:name="第-31-题"/>
     <w:p>
@@ -8854,6 +9504,21 @@
         </w:rPr>
         <w:t>）</w:t>
       </w:r>
+    </w:p>
+    <w:p>
+      <w:pPr>
+        <w:spacing w:before="0" w:after="0"/>
+      </w:pPr>
+    </w:p>
+    <w:p>
+      <w:pPr>
+        <w:spacing w:before="0" w:after="0"/>
+      </w:pPr>
+    </w:p>
+    <w:p>
+      <w:pPr>
+        <w:spacing w:before="0" w:after="0"/>
+      </w:pPr>
     </w:p>
     <w:bookmarkEnd w:id="46"/>
     <w:bookmarkStart w:id="47" w:name="第-32-题"/>
@@ -9171,6 +9836,31 @@
         </w:rPr>
         <w:t>。</w:t>
       </w:r>
+    </w:p>
+    <w:p>
+      <w:pPr>
+        <w:spacing w:before="0" w:after="0"/>
+      </w:pPr>
+    </w:p>
+    <w:p>
+      <w:pPr>
+        <w:spacing w:before="0" w:after="0"/>
+      </w:pPr>
+    </w:p>
+    <w:p>
+      <w:pPr>
+        <w:spacing w:before="0" w:after="0"/>
+      </w:pPr>
+    </w:p>
+    <w:p>
+      <w:pPr>
+        <w:spacing w:before="0" w:after="0"/>
+      </w:pPr>
+    </w:p>
+    <w:p>
+      <w:pPr>
+        <w:spacing w:before="0" w:after="0"/>
+      </w:pPr>
     </w:p>
     <w:bookmarkEnd w:id="47"/>
     <w:bookmarkStart w:id="48" w:name="第-33-题"/>
@@ -9712,6 +10402,46 @@
         <w:t>。</w:t>
       </w:r>
     </w:p>
+    <w:p>
+      <w:pPr>
+        <w:spacing w:before="0" w:after="0"/>
+      </w:pPr>
+    </w:p>
+    <w:p>
+      <w:pPr>
+        <w:spacing w:before="0" w:after="0"/>
+      </w:pPr>
+    </w:p>
+    <w:p>
+      <w:pPr>
+        <w:spacing w:before="0" w:after="0"/>
+      </w:pPr>
+    </w:p>
+    <w:p>
+      <w:pPr>
+        <w:spacing w:before="0" w:after="0"/>
+      </w:pPr>
+    </w:p>
+    <w:p>
+      <w:pPr>
+        <w:spacing w:before="0" w:after="0"/>
+      </w:pPr>
+    </w:p>
+    <w:p>
+      <w:pPr>
+        <w:spacing w:before="0" w:after="0"/>
+      </w:pPr>
+    </w:p>
+    <w:p>
+      <w:pPr>
+        <w:spacing w:before="0" w:after="0"/>
+      </w:pPr>
+    </w:p>
+    <w:p>
+      <w:pPr>
+        <w:spacing w:before="0" w:after="0"/>
+      </w:pPr>
+    </w:p>
     <w:bookmarkEnd w:id="48"/>
     <w:bookmarkStart w:id="49" w:name="第-34-题"/>
     <w:p>
@@ -9992,6 +10722,31 @@
         </w:rPr>
         <w:t>。</w:t>
       </w:r>
+    </w:p>
+    <w:p>
+      <w:pPr>
+        <w:spacing w:before="0" w:after="0"/>
+      </w:pPr>
+    </w:p>
+    <w:p>
+      <w:pPr>
+        <w:spacing w:before="0" w:after="0"/>
+      </w:pPr>
+    </w:p>
+    <w:p>
+      <w:pPr>
+        <w:spacing w:before="0" w:after="0"/>
+      </w:pPr>
+    </w:p>
+    <w:p>
+      <w:pPr>
+        <w:spacing w:before="0" w:after="0"/>
+      </w:pPr>
+    </w:p>
+    <w:p>
+      <w:pPr>
+        <w:spacing w:before="0" w:after="0"/>
+      </w:pPr>
     </w:p>
     <w:bookmarkEnd w:id="49"/>
     <w:bookmarkStart w:id="50" w:name="第-35-题"/>
@@ -10578,6 +11333,31 @@
         <w:t>。</w:t>
       </w:r>
     </w:p>
+    <w:p>
+      <w:pPr>
+        <w:spacing w:before="0" w:after="0"/>
+      </w:pPr>
+    </w:p>
+    <w:p>
+      <w:pPr>
+        <w:spacing w:before="0" w:after="0"/>
+      </w:pPr>
+    </w:p>
+    <w:p>
+      <w:pPr>
+        <w:spacing w:before="0" w:after="0"/>
+      </w:pPr>
+    </w:p>
+    <w:p>
+      <w:pPr>
+        <w:spacing w:before="0" w:after="0"/>
+      </w:pPr>
+    </w:p>
+    <w:p>
+      <w:pPr>
+        <w:spacing w:before="0" w:after="0"/>
+      </w:pPr>
+    </w:p>
     <w:bookmarkEnd w:id="50"/>
     <w:bookmarkStart w:id="51" w:name="第-36-题"/>
     <w:p>
@@ -10993,6 +11773,31 @@
         <w:t>。</w:t>
       </w:r>
     </w:p>
+    <w:p>
+      <w:pPr>
+        <w:spacing w:before="0" w:after="0"/>
+      </w:pPr>
+    </w:p>
+    <w:p>
+      <w:pPr>
+        <w:spacing w:before="0" w:after="0"/>
+      </w:pPr>
+    </w:p>
+    <w:p>
+      <w:pPr>
+        <w:spacing w:before="0" w:after="0"/>
+      </w:pPr>
+    </w:p>
+    <w:p>
+      <w:pPr>
+        <w:spacing w:before="0" w:after="0"/>
+      </w:pPr>
+    </w:p>
+    <w:p>
+      <w:pPr>
+        <w:spacing w:before="0" w:after="0"/>
+      </w:pPr>
+    </w:p>
     <w:bookmarkEnd w:id="51"/>
     <w:bookmarkStart w:id="52" w:name="第-37-题"/>
     <w:p>
@@ -11539,6 +12344,31 @@
         <w:t>）</w:t>
       </w:r>
     </w:p>
+    <w:p>
+      <w:pPr>
+        <w:spacing w:before="0" w:after="0"/>
+      </w:pPr>
+    </w:p>
+    <w:p>
+      <w:pPr>
+        <w:spacing w:before="0" w:after="0"/>
+      </w:pPr>
+    </w:p>
+    <w:p>
+      <w:pPr>
+        <w:spacing w:before="0" w:after="0"/>
+      </w:pPr>
+    </w:p>
+    <w:p>
+      <w:pPr>
+        <w:spacing w:before="0" w:after="0"/>
+      </w:pPr>
+    </w:p>
+    <w:p>
+      <w:pPr>
+        <w:spacing w:before="0" w:after="0"/>
+      </w:pPr>
+    </w:p>
     <w:bookmarkEnd w:id="53"/>
     <w:bookmarkStart w:id="54" w:name="第-38-题"/>
     <w:p>
@@ -11818,6 +12648,31 @@
         <w:t>晶胞参数与原子半径的关系以及空间点阵型式等</w:t>
       </w:r>
     </w:p>
+    <w:p>
+      <w:pPr>
+        <w:spacing w:before="0" w:after="0"/>
+      </w:pPr>
+    </w:p>
+    <w:p>
+      <w:pPr>
+        <w:spacing w:before="0" w:after="0"/>
+      </w:pPr>
+    </w:p>
+    <w:p>
+      <w:pPr>
+        <w:spacing w:before="0" w:after="0"/>
+      </w:pPr>
+    </w:p>
+    <w:p>
+      <w:pPr>
+        <w:spacing w:before="0" w:after="0"/>
+      </w:pPr>
+    </w:p>
+    <w:p>
+      <w:pPr>
+        <w:spacing w:before="0" w:after="0"/>
+      </w:pPr>
+    </w:p>
     <w:bookmarkEnd w:id="54"/>
     <w:bookmarkStart w:id="55" w:name="第-39-题"/>
     <w:p>
@@ -11907,6 +12762,21 @@
         </w:rPr>
         <w:t>。</w:t>
       </w:r>
+    </w:p>
+    <w:p>
+      <w:pPr>
+        <w:spacing w:before="0" w:after="0"/>
+      </w:pPr>
+    </w:p>
+    <w:p>
+      <w:pPr>
+        <w:spacing w:before="0" w:after="0"/>
+      </w:pPr>
+    </w:p>
+    <w:p>
+      <w:pPr>
+        <w:spacing w:before="0" w:after="0"/>
+      </w:pPr>
     </w:p>
     <w:bookmarkEnd w:id="55"/>
     <w:bookmarkStart w:id="56" w:name="第-40-题"/>
@@ -12262,6 +13132,31 @@
         <w:t>。</w:t>
       </w:r>
     </w:p>
+    <w:p>
+      <w:pPr>
+        <w:spacing w:before="0" w:after="0"/>
+      </w:pPr>
+    </w:p>
+    <w:p>
+      <w:pPr>
+        <w:spacing w:before="0" w:after="0"/>
+      </w:pPr>
+    </w:p>
+    <w:p>
+      <w:pPr>
+        <w:spacing w:before="0" w:after="0"/>
+      </w:pPr>
+    </w:p>
+    <w:p>
+      <w:pPr>
+        <w:spacing w:before="0" w:after="0"/>
+      </w:pPr>
+    </w:p>
+    <w:p>
+      <w:pPr>
+        <w:spacing w:before="0" w:after="0"/>
+      </w:pPr>
+    </w:p>
     <w:bookmarkEnd w:id="56"/>
     <w:bookmarkStart w:id="57" w:name="第-41-题"/>
     <w:p>
@@ -12419,6 +13314,21 @@
         </w:rPr>
         <w:t>）</w:t>
       </w:r>
+    </w:p>
+    <w:p>
+      <w:pPr>
+        <w:spacing w:before="0" w:after="0"/>
+      </w:pPr>
+    </w:p>
+    <w:p>
+      <w:pPr>
+        <w:spacing w:before="0" w:after="0"/>
+      </w:pPr>
+    </w:p>
+    <w:p>
+      <w:pPr>
+        <w:spacing w:before="0" w:after="0"/>
+      </w:pPr>
     </w:p>
     <w:bookmarkEnd w:id="58"/>
     <w:bookmarkStart w:id="59" w:name="第-42-题"/>
@@ -12928,6 +13838,21 @@
         <w:t xml:space="preserve">请重新标出原子分数坐标</w:t>
       </w:r>
     </w:p>
+    <w:p>
+      <w:pPr>
+        <w:spacing w:before="0" w:after="0"/>
+      </w:pPr>
+    </w:p>
+    <w:p>
+      <w:pPr>
+        <w:spacing w:before="0" w:after="0"/>
+      </w:pPr>
+    </w:p>
+    <w:p>
+      <w:pPr>
+        <w:spacing w:before="0" w:after="0"/>
+      </w:pPr>
+    </w:p>
     <w:bookmarkEnd w:id="59"/>
     <w:bookmarkStart w:id="60" w:name="第-43-题"/>
     <w:p>
@@ -13053,6 +13978,21 @@
         <w:t>置换后对硅酸盐组成有何影响</w:t>
       </w:r>
     </w:p>
+    <w:p>
+      <w:pPr>
+        <w:spacing w:before="0" w:after="0"/>
+      </w:pPr>
+    </w:p>
+    <w:p>
+      <w:pPr>
+        <w:spacing w:before="0" w:after="0"/>
+      </w:pPr>
+    </w:p>
+    <w:p>
+      <w:pPr>
+        <w:spacing w:before="0" w:after="0"/>
+      </w:pPr>
+    </w:p>
     <w:bookmarkEnd w:id="60"/>
     <w:bookmarkStart w:id="61" w:name="第-44-题"/>
     <w:p>
@@ -13377,6 +14317,31 @@
         <w:t>？</w:t>
       </w:r>
     </w:p>
+    <w:p>
+      <w:pPr>
+        <w:spacing w:before="0" w:after="0"/>
+      </w:pPr>
+    </w:p>
+    <w:p>
+      <w:pPr>
+        <w:spacing w:before="0" w:after="0"/>
+      </w:pPr>
+    </w:p>
+    <w:p>
+      <w:pPr>
+        <w:spacing w:before="0" w:after="0"/>
+      </w:pPr>
+    </w:p>
+    <w:p>
+      <w:pPr>
+        <w:spacing w:before="0" w:after="0"/>
+      </w:pPr>
+    </w:p>
+    <w:p>
+      <w:pPr>
+        <w:spacing w:before="0" w:after="0"/>
+      </w:pPr>
+    </w:p>
     <w:bookmarkEnd w:id="61"/>
     <w:bookmarkStart w:id="62" w:name="第-45-题"/>
     <w:p>
@@ -13743,6 +14708,31 @@
         </w:rPr>
         <w:t>）</w:t>
       </w:r>
+    </w:p>
+    <w:p>
+      <w:pPr>
+        <w:spacing w:before="0" w:after="0"/>
+      </w:pPr>
+    </w:p>
+    <w:p>
+      <w:pPr>
+        <w:spacing w:before="0" w:after="0"/>
+      </w:pPr>
+    </w:p>
+    <w:p>
+      <w:pPr>
+        <w:spacing w:before="0" w:after="0"/>
+      </w:pPr>
+    </w:p>
+    <w:p>
+      <w:pPr>
+        <w:spacing w:before="0" w:after="0"/>
+      </w:pPr>
+    </w:p>
+    <w:p>
+      <w:pPr>
+        <w:spacing w:before="0" w:after="0"/>
+      </w:pPr>
     </w:p>
     <w:bookmarkEnd w:id="63"/>
     <w:bookmarkStart w:id="64" w:name="第-46-题"/>
@@ -14495,6 +15485,31 @@
         <w:t xml:space="preserve">。]</w:t>
       </w:r>
     </w:p>
+    <w:p>
+      <w:pPr>
+        <w:spacing w:before="0" w:after="0"/>
+      </w:pPr>
+    </w:p>
+    <w:p>
+      <w:pPr>
+        <w:spacing w:before="0" w:after="0"/>
+      </w:pPr>
+    </w:p>
+    <w:p>
+      <w:pPr>
+        <w:spacing w:before="0" w:after="0"/>
+      </w:pPr>
+    </w:p>
+    <w:p>
+      <w:pPr>
+        <w:spacing w:before="0" w:after="0"/>
+      </w:pPr>
+    </w:p>
+    <w:p>
+      <w:pPr>
+        <w:spacing w:before="0" w:after="0"/>
+      </w:pPr>
+    </w:p>
     <w:bookmarkEnd w:id="64"/>
     <w:bookmarkStart w:id="65" w:name="第-47-题"/>
     <w:p>
@@ -14851,6 +15866,31 @@
         <w:t>。</w:t>
       </w:r>
     </w:p>
+    <w:p>
+      <w:pPr>
+        <w:spacing w:before="0" w:after="0"/>
+      </w:pPr>
+    </w:p>
+    <w:p>
+      <w:pPr>
+        <w:spacing w:before="0" w:after="0"/>
+      </w:pPr>
+    </w:p>
+    <w:p>
+      <w:pPr>
+        <w:spacing w:before="0" w:after="0"/>
+      </w:pPr>
+    </w:p>
+    <w:p>
+      <w:pPr>
+        <w:spacing w:before="0" w:after="0"/>
+      </w:pPr>
+    </w:p>
+    <w:p>
+      <w:pPr>
+        <w:spacing w:before="0" w:after="0"/>
+      </w:pPr>
+    </w:p>
     <w:bookmarkEnd w:id="65"/>
     <w:bookmarkStart w:id="66" w:name="第-48-题"/>
     <w:p>
@@ -15105,6 +16145,31 @@
         </w:rPr>
         <w:t>）</w:t>
       </w:r>
+    </w:p>
+    <w:p>
+      <w:pPr>
+        <w:spacing w:before="0" w:after="0"/>
+      </w:pPr>
+    </w:p>
+    <w:p>
+      <w:pPr>
+        <w:spacing w:before="0" w:after="0"/>
+      </w:pPr>
+    </w:p>
+    <w:p>
+      <w:pPr>
+        <w:spacing w:before="0" w:after="0"/>
+      </w:pPr>
+    </w:p>
+    <w:p>
+      <w:pPr>
+        <w:spacing w:before="0" w:after="0"/>
+      </w:pPr>
+    </w:p>
+    <w:p>
+      <w:pPr>
+        <w:spacing w:before="0" w:after="0"/>
+      </w:pPr>
     </w:p>
     <w:bookmarkEnd w:id="67"/>
     <w:bookmarkStart w:id="68" w:name="第-49-题"/>
@@ -15632,6 +16697,31 @@
         <w:t>。</w:t>
       </w:r>
     </w:p>
+    <w:p>
+      <w:pPr>
+        <w:spacing w:before="0" w:after="0"/>
+      </w:pPr>
+    </w:p>
+    <w:p>
+      <w:pPr>
+        <w:spacing w:before="0" w:after="0"/>
+      </w:pPr>
+    </w:p>
+    <w:p>
+      <w:pPr>
+        <w:spacing w:before="0" w:after="0"/>
+      </w:pPr>
+    </w:p>
+    <w:p>
+      <w:pPr>
+        <w:spacing w:before="0" w:after="0"/>
+      </w:pPr>
+    </w:p>
+    <w:p>
+      <w:pPr>
+        <w:spacing w:before="0" w:after="0"/>
+      </w:pPr>
+    </w:p>
     <w:bookmarkEnd w:id="68"/>
     <w:bookmarkStart w:id="69" w:name="第-50-题"/>
     <w:p>
@@ -16070,6 +17160,31 @@
         </w:rPr>
         <w:t>。</w:t>
       </w:r>
+    </w:p>
+    <w:p>
+      <w:pPr>
+        <w:spacing w:before="0" w:after="0"/>
+      </w:pPr>
+    </w:p>
+    <w:p>
+      <w:pPr>
+        <w:spacing w:before="0" w:after="0"/>
+      </w:pPr>
+    </w:p>
+    <w:p>
+      <w:pPr>
+        <w:spacing w:before="0" w:after="0"/>
+      </w:pPr>
+    </w:p>
+    <w:p>
+      <w:pPr>
+        <w:spacing w:before="0" w:after="0"/>
+      </w:pPr>
+    </w:p>
+    <w:p>
+      <w:pPr>
+        <w:spacing w:before="0" w:after="0"/>
+      </w:pPr>
     </w:p>
     <w:p>
       <w:pPr>

--- a/00-首页/题组Word/专项卷/结构化学专项卷-学生版.docx
+++ b/00-首页/题组Word/专项卷/结构化学专项卷-学生版.docx
@@ -2987,7 +2987,7 @@
         <m:sSup>
           <m:e>
             <m:r>
-              <m:t>​</m:t>
+              <m:t xml:space="preserve"> </m:t>
             </m:r>
           </m:e>
           <m:sup>
@@ -10913,7 +10913,7 @@
         <m:sSub>
           <m:e>
             <m:r>
-              <m:t>​</m:t>
+              <m:t xml:space="preserve"> </m:t>
             </m:r>
           </m:e>
           <m:sub>

--- a/00-首页/题组Word/专项卷/结构化学专项卷-学生版.docx
+++ b/00-首页/题组Word/专项卷/结构化学专项卷-学生版.docx
@@ -10976,6 +10976,14 @@
       <w:tblPr>
         <w:tblStyle w:val="Table"/>
         <w:tblW w:type="auto" w:w="0"/>
+        <w:tblBorders>
+          <w:top w:val="single" w:sz="12" w:space="0" w:color="000000"/>
+          <w:left w:val="none" w:sz="0" w:space="0" w:color="auto"/>
+          <w:bottom w:val="single" w:sz="12" w:space="0" w:color="000000"/>
+          <w:right w:val="none" w:sz="0" w:space="0" w:color="auto"/>
+          <w:insideH w:val="none" w:sz="0" w:space="0" w:color="auto"/>
+          <w:insideV w:val="none" w:sz="0" w:space="0" w:color="auto"/>
+        </w:tblBorders>
         <w:tblLook w:firstRow="1" w:lastRow="0" w:firstColumn="0" w:lastColumn="0" w:noHBand="0" w:noVBand="0" w:val="0020"/>
       </w:tblPr>
       <w:tblGrid>
@@ -10989,7 +10997,11 @@
           <w:tblHeader w:val="on"/>
         </w:trPr>
         <w:tc>
-          <w:tcPr/>
+          <w:tcPr>
+            <w:tcBorders>
+              <w:bottom w:val="single" w:sz="8" w:space="0" w:color="000000"/>
+            </w:tcBorders>
+          </w:tcPr>
           <w:p>
             <w:pPr>
               <w:pStyle w:val="Compact"/>
@@ -11005,7 +11017,11 @@
           </w:p>
         </w:tc>
         <w:tc>
-          <w:tcPr/>
+          <w:tcPr>
+            <w:tcBorders>
+              <w:bottom w:val="single" w:sz="8" w:space="0" w:color="000000"/>
+            </w:tcBorders>
+          </w:tcPr>
           <w:p>
             <w:pPr>
               <w:pStyle w:val="Compact"/>
@@ -11026,7 +11042,11 @@
           </w:p>
         </w:tc>
         <w:tc>
-          <w:tcPr/>
+          <w:tcPr>
+            <w:tcBorders>
+              <w:bottom w:val="single" w:sz="8" w:space="0" w:color="000000"/>
+            </w:tcBorders>
+          </w:tcPr>
           <w:p>
             <w:pPr>
               <w:pStyle w:val="Compact"/>
@@ -11056,7 +11076,11 @@
           </w:p>
         </w:tc>
         <w:tc>
-          <w:tcPr/>
+          <w:tcPr>
+            <w:tcBorders>
+              <w:bottom w:val="single" w:sz="8" w:space="0" w:color="000000"/>
+            </w:tcBorders>
+          </w:tcPr>
           <w:p>
             <w:pPr>
               <w:pStyle w:val="Compact"/>
@@ -18193,7 +18217,7 @@
     <ns0:rPr>
       <ns0:rFonts ns0:ascii="Times New Roman" ns0:cs="Times New Roman" ns0:eastAsia="SimHei" ns0:hAnsi="Times New Roman"/>
       <ns0:b/>
-      <ns0:color ns0:val="17324D"/>
+      <ns0:color ns0:val="000000"/>
       <ns0:sz ns0:val="44"/>
       <ns0:szCs ns0:val="56"/>
     </ns0:rPr>
@@ -18335,7 +18359,7 @@
     <ns0:rPr>
       <ns0:rFonts ns0:ascii="Times New Roman" ns0:cs="Times New Roman" ns0:eastAsia="SimHei" ns0:hAnsi="Times New Roman"/>
       <ns0:b/>
-      <ns0:color ns0:val="17324D"/>
+      <ns0:color ns0:val="000000"/>
       <ns0:sz ns0:val="32"/>
       <ns0:szCs ns0:val="40"/>
     </ns0:rPr>
@@ -18359,7 +18383,7 @@
     <ns0:rPr>
       <ns0:rFonts ns0:ascii="Times New Roman" ns0:cs="Times New Roman" ns0:eastAsia="SimHei" ns0:hAnsi="Times New Roman"/>
       <ns0:b/>
-      <ns0:color ns0:val="17324D"/>
+      <ns0:color ns0:val="000000"/>
       <ns0:sz ns0:val="28"/>
       <ns0:szCs ns0:val="32"/>
     </ns0:rPr>
@@ -18383,7 +18407,7 @@
     <ns0:rPr>
       <ns0:rFonts ns0:ascii="Times New Roman" ns0:cs="Times New Roman" ns0:eastAsia="SimHei" ns0:hAnsi="Times New Roman"/>
       <ns0:b/>
-      <ns0:color ns0:val="17324D"/>
+      <ns0:color ns0:val="000000"/>
       <ns0:sz ns0:val="25"/>
       <ns0:szCs ns0:val="28"/>
     </ns0:rPr>
